--- a/templets/semester - Temp - Ar - D - SBS.docx
+++ b/templets/semester - Temp - Ar - D - SBS.docx
@@ -29,7 +29,7 @@
         <mc:AlternateContent>
           <mc:Choice Requires="wps">
             <w:drawing>
-              <wp:anchor distT="0" distB="0" distL="114300" distR="114300" simplePos="0" relativeHeight="251659264" behindDoc="0" locked="0" layoutInCell="1" allowOverlap="1" wp14:anchorId="6AB004C9" wp14:editId="0D9926C5">
+              <wp:anchor distT="0" distB="0" distL="114300" distR="114300" simplePos="0" relativeHeight="251659264" behindDoc="0" locked="0" layoutInCell="1" allowOverlap="1" wp14:anchorId="5F0150BB" wp14:editId="5082F9BD">
                 <wp:simplePos x="0" y="0"/>
                 <wp:positionH relativeFrom="column">
                   <wp:posOffset>665480</wp:posOffset>
@@ -93,7 +93,7 @@
           </mc:Choice>
           <mc:Fallback>
             <w:pict>
-              <v:rect w14:anchorId="476C48E0" id="Rectangle 1" o:spid="_x0000_s1026" style="position:absolute;margin-left:52.4pt;margin-top:-63.95pt;width:84.75pt;height:96.75pt;z-index:251659264;visibility:visible;mso-wrap-style:square;mso-wrap-distance-left:9pt;mso-wrap-distance-top:0;mso-wrap-distance-right:9pt;mso-wrap-distance-bottom:0;mso-position-horizontal:absolute;mso-position-horizontal-relative:text;mso-position-vertical:absolute;mso-position-vertical-relative:text;v-text-anchor:middle" o:gfxdata="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" filled="f" strokecolor="black [3200]">
+              <v:rect w14:anchorId="37D15114" id="Rectangle 1" o:spid="_x0000_s1026" style="position:absolute;margin-left:52.4pt;margin-top:-63.95pt;width:84.75pt;height:96.75pt;z-index:251659264;visibility:visible;mso-wrap-style:square;mso-wrap-distance-left:9pt;mso-wrap-distance-top:0;mso-wrap-distance-right:9pt;mso-wrap-distance-bottom:0;mso-position-horizontal:absolute;mso-position-horizontal-relative:text;mso-position-vertical:absolute;mso-position-vertical-relative:text;v-text-anchor:middle" o:gfxdata="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" filled="f" strokecolor="black [3200]">
                 <v:stroke joinstyle="round"/>
               </v:rect>
             </w:pict>
@@ -206,7 +206,8 @@
       <w:tblGrid>
         <w:gridCol w:w="4265"/>
         <w:gridCol w:w="1890"/>
-        <w:gridCol w:w="2451"/>
+        <w:gridCol w:w="7"/>
+        <w:gridCol w:w="2444"/>
         <w:gridCol w:w="1860"/>
       </w:tblGrid>
       <w:tr>
@@ -218,7 +219,7 @@
           <w:p>
             <w:pPr>
               <w:keepNext/>
-              <w:spacing w:line="240" w:lineRule="auto"/>
+              <w:spacing w:after="0" w:line="240" w:lineRule="auto"/>
               <w:rPr>
                 <w:rFonts w:asciiTheme="minorBidi" w:hAnsiTheme="minorBidi" w:cstheme="minorBidi"/>
                 <w:sz w:val="24"/>
@@ -245,7 +246,6 @@
               </w:rPr>
               <w:t>{{</w:t>
             </w:r>
-            <w:proofErr w:type="spellStart"/>
             <w:r>
               <w:rPr>
                 <w:rFonts w:asciiTheme="minorBidi" w:hAnsiTheme="minorBidi" w:cstheme="minorBidi"/>
@@ -255,7 +255,6 @@
               </w:rPr>
               <w:t>student_name</w:t>
             </w:r>
-            <w:proofErr w:type="spellEnd"/>
             <w:r>
               <w:rPr>
                 <w:rFonts w:asciiTheme="minorBidi" w:hAnsiTheme="minorBidi" w:cstheme="minorBidi"/>
@@ -271,11 +270,12 @@
         <w:tc>
           <w:tcPr>
             <w:tcW w:w="2451" w:type="dxa"/>
+            <w:gridSpan w:val="2"/>
           </w:tcPr>
           <w:p>
             <w:pPr>
               <w:keepNext/>
-              <w:spacing w:line="240" w:lineRule="auto"/>
+              <w:spacing w:after="0" w:line="240" w:lineRule="auto"/>
               <w:rPr>
                 <w:rFonts w:asciiTheme="minorBidi" w:hAnsiTheme="minorBidi" w:cstheme="minorBidi"/>
                 <w:sz w:val="24"/>
@@ -292,7 +292,7 @@
           <w:p>
             <w:pPr>
               <w:keepNext/>
-              <w:spacing w:line="240" w:lineRule="auto"/>
+              <w:spacing w:after="0" w:line="240" w:lineRule="auto"/>
               <w:rPr>
                 <w:rFonts w:asciiTheme="minorBidi" w:hAnsiTheme="minorBidi" w:cstheme="minorBidi"/>
                 <w:sz w:val="24"/>
@@ -312,7 +312,7 @@
           <w:p>
             <w:pPr>
               <w:keepNext/>
-              <w:spacing w:line="240" w:lineRule="auto"/>
+              <w:spacing w:after="0" w:line="240" w:lineRule="auto"/>
               <w:rPr>
                 <w:rFonts w:asciiTheme="minorBidi" w:hAnsiTheme="minorBidi" w:cstheme="minorBidi"/>
                 <w:sz w:val="24"/>
@@ -343,12 +343,135 @@
         <w:tc>
           <w:tcPr>
             <w:tcW w:w="4311" w:type="dxa"/>
+            <w:gridSpan w:val="3"/>
+          </w:tcPr>
+          <w:p>
+            <w:pPr>
+              <w:keepNext/>
+              <w:spacing w:after="0" w:line="240" w:lineRule="auto"/>
+              <w:rPr>
+                <w:rFonts w:asciiTheme="minorBidi" w:hAnsiTheme="minorBidi" w:cstheme="minorBidi"/>
+                <w:sz w:val="24"/>
+                <w:szCs w:val="24"/>
+                <w:lang w:bidi="ar-IQ"/>
+              </w:rPr>
+            </w:pPr>
+            <w:r>
+              <w:rPr>
+                <w:rFonts w:asciiTheme="minorBidi" w:hAnsiTheme="minorBidi" w:cstheme="minorBidi" w:hint="cs"/>
+                <w:sz w:val="24"/>
+                <w:szCs w:val="24"/>
+                <w:rtl/>
+              </w:rPr>
+              <w:t>الجنسية</w:t>
+            </w:r>
+            <w:r>
+              <w:rPr>
+                <w:rFonts w:asciiTheme="minorBidi" w:hAnsiTheme="minorBidi" w:cstheme="minorBidi"/>
+                <w:sz w:val="24"/>
+                <w:szCs w:val="24"/>
+                <w:rtl/>
+              </w:rPr>
+              <w:t xml:space="preserve">: </w:t>
+            </w:r>
+            <w:r>
+              <w:rPr>
+                <w:rFonts w:asciiTheme="minorBidi" w:hAnsiTheme="minorBidi" w:cstheme="minorBidi"/>
+                <w:sz w:val="24"/>
+                <w:szCs w:val="24"/>
+                <w:rtl/>
+                <w:lang w:bidi="ar-IQ"/>
+              </w:rPr>
+              <w:t>{{</w:t>
+            </w:r>
+            <w:r>
+              <w:rPr>
+                <w:rFonts w:asciiTheme="minorBidi" w:hAnsiTheme="minorBidi" w:cstheme="minorBidi"/>
+                <w:sz w:val="24"/>
+                <w:szCs w:val="24"/>
+                <w:lang w:bidi="ar-IQ"/>
+              </w:rPr>
+              <w:t>Nationality</w:t>
+            </w:r>
+            <w:r>
+              <w:rPr>
+                <w:rFonts w:asciiTheme="minorBidi" w:hAnsiTheme="minorBidi" w:cstheme="minorBidi"/>
+                <w:sz w:val="24"/>
+                <w:szCs w:val="24"/>
+                <w:rtl/>
+                <w:lang w:bidi="ar-IQ"/>
+              </w:rPr>
+              <w:t>}}</w:t>
+            </w:r>
+          </w:p>
+        </w:tc>
+      </w:tr>
+      <w:tr>
+        <w:tc>
+          <w:tcPr>
+            <w:tcW w:w="6162" w:type="dxa"/>
+            <w:gridSpan w:val="3"/>
+          </w:tcPr>
+          <w:p>
+            <w:pPr>
+              <w:keepNext/>
+              <w:spacing w:after="0" w:line="240" w:lineRule="auto"/>
+              <w:rPr>
+                <w:rFonts w:asciiTheme="minorBidi" w:hAnsiTheme="minorBidi" w:cstheme="minorBidi"/>
+                <w:sz w:val="24"/>
+                <w:szCs w:val="24"/>
+                <w:lang w:bidi="ar-IQ"/>
+              </w:rPr>
+            </w:pPr>
+            <w:r>
+              <w:rPr>
+                <w:rFonts w:asciiTheme="minorBidi" w:hAnsiTheme="minorBidi" w:cstheme="minorBidi"/>
+                <w:sz w:val="24"/>
+                <w:szCs w:val="24"/>
+                <w:rtl/>
+              </w:rPr>
+              <w:t xml:space="preserve">سنة القبول: </w:t>
+            </w:r>
+            <w:r>
+              <w:rPr>
+                <w:rFonts w:asciiTheme="minorBidi" w:hAnsiTheme="minorBidi" w:cstheme="minorBidi"/>
+                <w:sz w:val="24"/>
+                <w:szCs w:val="24"/>
+                <w:rtl/>
+                <w:lang w:bidi="ar-IQ"/>
+              </w:rPr>
+              <w:t>{{</w:t>
+            </w:r>
+            <w:r>
+              <w:rPr>
+                <w:rFonts w:asciiTheme="minorBidi" w:hAnsiTheme="minorBidi" w:cstheme="minorBidi"/>
+                <w:sz w:val="24"/>
+                <w:szCs w:val="24"/>
+                <w:lang w:bidi="ar-IQ"/>
+              </w:rPr>
+              <w:t>admission_year</w:t>
+            </w:r>
+            <w:r>
+              <w:rPr>
+                <w:rFonts w:asciiTheme="minorBidi" w:hAnsiTheme="minorBidi" w:cstheme="minorBidi"/>
+                <w:sz w:val="24"/>
+                <w:szCs w:val="24"/>
+                <w:rtl/>
+                <w:lang w:bidi="ar-IQ"/>
+              </w:rPr>
+              <w:t>}}</w:t>
+            </w:r>
+          </w:p>
+        </w:tc>
+        <w:tc>
+          <w:tcPr>
+            <w:tcW w:w="4304" w:type="dxa"/>
             <w:gridSpan w:val="2"/>
           </w:tcPr>
           <w:p>
             <w:pPr>
               <w:keepNext/>
-              <w:spacing w:line="240" w:lineRule="auto"/>
+              <w:spacing w:after="0" w:line="240" w:lineRule="auto"/>
               <w:rPr>
                 <w:rFonts w:asciiTheme="minorBidi" w:hAnsiTheme="minorBidi" w:cstheme="minorBidi"/>
                 <w:sz w:val="24"/>
@@ -358,21 +481,12 @@
             </w:pPr>
             <w:r>
               <w:rPr>
-                <w:rFonts w:asciiTheme="minorBidi" w:hAnsiTheme="minorBidi" w:cstheme="minorBidi" w:hint="cs"/>
-                <w:sz w:val="24"/>
-                <w:szCs w:val="24"/>
-                <w:rtl/>
-              </w:rPr>
-              <w:t>الجنسية</w:t>
-            </w:r>
-            <w:r>
-              <w:rPr>
                 <w:rFonts w:asciiTheme="minorBidi" w:hAnsiTheme="minorBidi" w:cstheme="minorBidi"/>
                 <w:sz w:val="24"/>
                 <w:szCs w:val="24"/>
                 <w:rtl/>
               </w:rPr>
-              <w:t xml:space="preserve">: </w:t>
+              <w:t xml:space="preserve">القسم: </w:t>
             </w:r>
             <w:r>
               <w:rPr>
@@ -391,7 +505,7 @@
                 <w:szCs w:val="24"/>
                 <w:lang w:bidi="ar-IQ"/>
               </w:rPr>
-              <w:t>Nationality</w:t>
+              <w:t>department_id</w:t>
             </w:r>
             <w:r>
               <w:rPr>
@@ -415,65 +529,45 @@
           <w:p>
             <w:pPr>
               <w:keepNext/>
-              <w:spacing w:line="240" w:lineRule="auto"/>
+              <w:spacing w:after="0" w:line="240" w:lineRule="auto"/>
+              <w:rPr>
+                <w:rFonts w:asciiTheme="minorBidi" w:hAnsiTheme="minorBidi" w:cstheme="minorBidi"/>
+                <w:b/>
+                <w:bCs/>
+                <w:sz w:val="24"/>
+                <w:szCs w:val="24"/>
+                <w:lang w:bidi="ar-IQ"/>
+              </w:rPr>
+            </w:pPr>
+            <w:r>
+              <w:rPr>
+                <w:rFonts w:asciiTheme="minorBidi" w:hAnsiTheme="minorBidi" w:cstheme="minorBidi" w:hint="cs"/>
+                <w:sz w:val="24"/>
+                <w:szCs w:val="24"/>
+                <w:rtl/>
+              </w:rPr>
+              <w:t>الشهادة</w:t>
+            </w:r>
+            <w:r>
               <w:rPr>
                 <w:rFonts w:asciiTheme="minorBidi" w:hAnsiTheme="minorBidi" w:cstheme="minorBidi"/>
                 <w:sz w:val="24"/>
                 <w:szCs w:val="24"/>
-                <w:lang w:bidi="ar-IQ"/>
-              </w:rPr>
-            </w:pPr>
-            <w:r>
-              <w:rPr>
-                <w:rFonts w:asciiTheme="minorBidi" w:hAnsiTheme="minorBidi" w:cstheme="minorBidi"/>
-                <w:sz w:val="24"/>
-                <w:szCs w:val="24"/>
-                <w:rtl/>
-              </w:rPr>
-              <w:t xml:space="preserve">سنة القبول: </w:t>
-            </w:r>
-            <w:r>
-              <w:rPr>
-                <w:rFonts w:asciiTheme="minorBidi" w:hAnsiTheme="minorBidi" w:cstheme="minorBidi"/>
-                <w:sz w:val="24"/>
-                <w:szCs w:val="24"/>
-                <w:rtl/>
-                <w:lang w:bidi="ar-IQ"/>
-              </w:rPr>
-              <w:t>{{</w:t>
-            </w:r>
-            <w:proofErr w:type="spellStart"/>
-            <w:r>
-              <w:rPr>
-                <w:rFonts w:asciiTheme="minorBidi" w:hAnsiTheme="minorBidi" w:cstheme="minorBidi"/>
-                <w:sz w:val="24"/>
-                <w:szCs w:val="24"/>
-                <w:lang w:bidi="ar-IQ"/>
-              </w:rPr>
-              <w:t>admission_year</w:t>
-            </w:r>
-            <w:proofErr w:type="spellEnd"/>
-            <w:r>
-              <w:rPr>
-                <w:rFonts w:asciiTheme="minorBidi" w:hAnsiTheme="minorBidi" w:cstheme="minorBidi"/>
-                <w:sz w:val="24"/>
-                <w:szCs w:val="24"/>
-                <w:rtl/>
-                <w:lang w:bidi="ar-IQ"/>
-              </w:rPr>
-              <w:t>}}</w:t>
+                <w:rtl/>
+              </w:rPr>
+              <w:t>: البكلوريوس في العلوم وتكنولوجيا المعلومات</w:t>
             </w:r>
           </w:p>
         </w:tc>
         <w:tc>
           <w:tcPr>
             <w:tcW w:w="4311" w:type="dxa"/>
-            <w:gridSpan w:val="2"/>
+            <w:gridSpan w:val="3"/>
           </w:tcPr>
           <w:p>
             <w:pPr>
               <w:keepNext/>
-              <w:spacing w:line="240" w:lineRule="auto"/>
+              <w:spacing w:after="0" w:line="240" w:lineRule="auto"/>
               <w:rPr>
                 <w:rFonts w:asciiTheme="minorBidi" w:hAnsiTheme="minorBidi" w:cstheme="minorBidi"/>
                 <w:sz w:val="24"/>
@@ -488,7 +582,7 @@
                 <w:szCs w:val="24"/>
                 <w:rtl/>
               </w:rPr>
-              <w:t xml:space="preserve">القسم: </w:t>
+              <w:t xml:space="preserve">الدراسة: </w:t>
             </w:r>
             <w:r>
               <w:rPr>
@@ -498,9 +592,8 @@
                 <w:rtl/>
                 <w:lang w:bidi="ar-IQ"/>
               </w:rPr>
-              <w:t>{{</w:t>
-            </w:r>
-            <w:proofErr w:type="spellStart"/>
+              <w:t xml:space="preserve"> {{</w:t>
+            </w:r>
             <w:r>
               <w:rPr>
                 <w:rFonts w:asciiTheme="minorBidi" w:hAnsiTheme="minorBidi" w:cstheme="minorBidi"/>
@@ -508,107 +601,8 @@
                 <w:szCs w:val="24"/>
                 <w:lang w:bidi="ar-IQ"/>
               </w:rPr>
-              <w:t>department_id</w:t>
-            </w:r>
-            <w:proofErr w:type="spellEnd"/>
-            <w:r>
-              <w:rPr>
-                <w:rFonts w:asciiTheme="minorBidi" w:hAnsiTheme="minorBidi" w:cstheme="minorBidi"/>
-                <w:sz w:val="24"/>
-                <w:szCs w:val="24"/>
-                <w:rtl/>
-                <w:lang w:bidi="ar-IQ"/>
-              </w:rPr>
-              <w:t>}}</w:t>
-            </w:r>
-          </w:p>
-        </w:tc>
-      </w:tr>
-      <w:tr>
-        <w:tc>
-          <w:tcPr>
-            <w:tcW w:w="6155" w:type="dxa"/>
-            <w:gridSpan w:val="2"/>
-          </w:tcPr>
-          <w:p>
-            <w:pPr>
-              <w:keepNext/>
-              <w:spacing w:line="240" w:lineRule="auto"/>
-              <w:rPr>
-                <w:rFonts w:asciiTheme="minorBidi" w:hAnsiTheme="minorBidi" w:cstheme="minorBidi"/>
-                <w:b/>
-                <w:bCs/>
-                <w:sz w:val="24"/>
-                <w:szCs w:val="24"/>
-                <w:lang w:bidi="ar-IQ"/>
-              </w:rPr>
-            </w:pPr>
-            <w:r>
-              <w:rPr>
-                <w:rFonts w:asciiTheme="minorBidi" w:hAnsiTheme="minorBidi" w:cstheme="minorBidi" w:hint="cs"/>
-                <w:sz w:val="24"/>
-                <w:szCs w:val="24"/>
-                <w:rtl/>
-              </w:rPr>
-              <w:t>الشهادة</w:t>
-            </w:r>
-            <w:r>
-              <w:rPr>
-                <w:rFonts w:asciiTheme="minorBidi" w:hAnsiTheme="minorBidi" w:cstheme="minorBidi"/>
-                <w:sz w:val="24"/>
-                <w:szCs w:val="24"/>
-                <w:rtl/>
-              </w:rPr>
-              <w:t>: البكلوريوس في العلوم وتكنولوجيا المعلومات</w:t>
-            </w:r>
-          </w:p>
-        </w:tc>
-        <w:tc>
-          <w:tcPr>
-            <w:tcW w:w="4311" w:type="dxa"/>
-            <w:gridSpan w:val="2"/>
-          </w:tcPr>
-          <w:p>
-            <w:pPr>
-              <w:keepNext/>
-              <w:spacing w:line="240" w:lineRule="auto"/>
-              <w:rPr>
-                <w:rFonts w:asciiTheme="minorBidi" w:hAnsiTheme="minorBidi" w:cstheme="minorBidi"/>
-                <w:sz w:val="24"/>
-                <w:szCs w:val="24"/>
-                <w:lang w:bidi="ar-IQ"/>
-              </w:rPr>
-            </w:pPr>
-            <w:r>
-              <w:rPr>
-                <w:rFonts w:asciiTheme="minorBidi" w:hAnsiTheme="minorBidi" w:cstheme="minorBidi"/>
-                <w:sz w:val="24"/>
-                <w:szCs w:val="24"/>
-                <w:rtl/>
-              </w:rPr>
-              <w:t xml:space="preserve">الدراسة: </w:t>
-            </w:r>
-            <w:r>
-              <w:rPr>
-                <w:rFonts w:asciiTheme="minorBidi" w:hAnsiTheme="minorBidi" w:cstheme="minorBidi"/>
-                <w:sz w:val="24"/>
-                <w:szCs w:val="24"/>
-                <w:rtl/>
-                <w:lang w:bidi="ar-IQ"/>
-              </w:rPr>
-              <w:t xml:space="preserve"> {{</w:t>
-            </w:r>
-            <w:proofErr w:type="spellStart"/>
-            <w:r>
-              <w:rPr>
-                <w:rFonts w:asciiTheme="minorBidi" w:hAnsiTheme="minorBidi" w:cstheme="minorBidi"/>
-                <w:sz w:val="24"/>
-                <w:szCs w:val="24"/>
-                <w:lang w:bidi="ar-IQ"/>
-              </w:rPr>
               <w:t>study_type</w:t>
             </w:r>
-            <w:proofErr w:type="spellEnd"/>
             <w:r>
               <w:rPr>
                 <w:rFonts w:asciiTheme="minorBidi" w:hAnsiTheme="minorBidi" w:cstheme="minorBidi"/>
@@ -630,7 +624,7 @@
           <w:p>
             <w:pPr>
               <w:keepNext/>
-              <w:spacing w:line="240" w:lineRule="auto"/>
+              <w:spacing w:after="0" w:line="240" w:lineRule="auto"/>
               <w:rPr>
                 <w:rFonts w:asciiTheme="minorBidi" w:hAnsiTheme="minorBidi" w:cstheme="minorBidi"/>
                 <w:b/>
@@ -659,7 +653,6 @@
               </w:rPr>
               <w:t xml:space="preserve"> {{</w:t>
             </w:r>
-            <w:proofErr w:type="spellStart"/>
             <w:r>
               <w:rPr>
                 <w:rFonts w:asciiTheme="minorBidi" w:hAnsiTheme="minorBidi" w:cstheme="minorBidi"/>
@@ -669,7 +662,6 @@
               </w:rPr>
               <w:t>graduation_date</w:t>
             </w:r>
-            <w:proofErr w:type="spellEnd"/>
             <w:r>
               <w:rPr>
                 <w:rFonts w:asciiTheme="minorBidi" w:hAnsiTheme="minorBidi" w:cstheme="minorBidi"/>
@@ -689,7 +681,7 @@
           <w:p>
             <w:pPr>
               <w:keepNext/>
-              <w:spacing w:line="240" w:lineRule="auto"/>
+              <w:spacing w:after="0" w:line="240" w:lineRule="auto"/>
               <w:rPr>
                 <w:rFonts w:asciiTheme="minorBidi" w:hAnsiTheme="minorBidi" w:cstheme="minorBidi"/>
                 <w:b/>
@@ -727,7 +719,6 @@
               </w:rPr>
               <w:t>{{</w:t>
             </w:r>
-            <w:proofErr w:type="spellStart"/>
             <w:r>
               <w:rPr>
                 <w:rFonts w:asciiTheme="minorBidi" w:hAnsiTheme="minorBidi" w:cstheme="minorBidi"/>
@@ -737,7 +728,6 @@
               </w:rPr>
               <w:t>graduation_semester</w:t>
             </w:r>
-            <w:proofErr w:type="spellEnd"/>
             <w:r>
               <w:rPr>
                 <w:rFonts w:asciiTheme="minorBidi" w:hAnsiTheme="minorBidi" w:cstheme="minorBidi"/>
@@ -753,11 +743,12 @@
         <w:tc>
           <w:tcPr>
             <w:tcW w:w="2451" w:type="dxa"/>
+            <w:gridSpan w:val="2"/>
           </w:tcPr>
           <w:p>
             <w:pPr>
               <w:keepNext/>
-              <w:spacing w:line="240" w:lineRule="auto"/>
+              <w:spacing w:after="0" w:line="240" w:lineRule="auto"/>
               <w:rPr>
                 <w:rFonts w:asciiTheme="minorBidi" w:hAnsiTheme="minorBidi" w:cstheme="minorBidi"/>
                 <w:b/>
@@ -814,7 +805,7 @@
           <w:p>
             <w:pPr>
               <w:keepNext/>
-              <w:spacing w:line="240" w:lineRule="auto"/>
+              <w:spacing w:after="0" w:line="240" w:lineRule="auto"/>
               <w:rPr>
                 <w:rFonts w:asciiTheme="minorBidi" w:hAnsiTheme="minorBidi" w:cstheme="minorBidi"/>
                 <w:sz w:val="24"/>
@@ -867,12 +858,12 @@
         <w:tc>
           <w:tcPr>
             <w:tcW w:w="10466" w:type="dxa"/>
-            <w:gridSpan w:val="4"/>
+            <w:gridSpan w:val="5"/>
           </w:tcPr>
           <w:p>
             <w:pPr>
               <w:keepNext/>
-              <w:spacing w:line="240" w:lineRule="auto"/>
+              <w:spacing w:after="0" w:line="240" w:lineRule="auto"/>
               <w:rPr>
                 <w:rFonts w:asciiTheme="minorBidi" w:hAnsiTheme="minorBidi" w:cstheme="minorBidi"/>
                 <w:sz w:val="24"/>
@@ -896,28 +887,8 @@
                 <w:szCs w:val="24"/>
                 <w:lang w:bidi="ar-IQ"/>
               </w:rPr>
-              <w:t>tr</w:t>
-            </w:r>
-            <w:r>
-              <w:rPr>
-                <w:rFonts w:asciiTheme="minorBidi" w:hAnsiTheme="minorBidi" w:cstheme="minorBidi"/>
-                <w:sz w:val="24"/>
-                <w:szCs w:val="24"/>
-                <w:lang w:bidi="ar-IQ"/>
-              </w:rPr>
-              <w:t xml:space="preserve"> if </w:t>
-            </w:r>
-            <w:proofErr w:type="spellStart"/>
-            <w:r>
-              <w:rPr>
-                <w:rFonts w:asciiTheme="minorBidi" w:hAnsiTheme="minorBidi" w:cstheme="minorBidi"/>
-                <w:sz w:val="24"/>
-                <w:szCs w:val="24"/>
-                <w:lang w:bidi="ar-IQ"/>
-              </w:rPr>
-              <w:t>sequence_ON</w:t>
-            </w:r>
-            <w:proofErr w:type="spellEnd"/>
+              <w:t>tr if sequence_ON</w:t>
+            </w:r>
             <w:r>
               <w:rPr>
                 <w:rFonts w:asciiTheme="minorBidi" w:hAnsiTheme="minorBidi" w:cstheme="minorBidi"/>
@@ -939,6 +910,7 @@
           <w:p>
             <w:pPr>
               <w:keepNext/>
+              <w:spacing w:after="0"/>
               <w:rPr>
                 <w:rFonts w:asciiTheme="minorBidi" w:hAnsiTheme="minorBidi" w:cstheme="minorBidi"/>
                 <w:sz w:val="24"/>
@@ -974,7 +946,6 @@
               </w:rPr>
               <w:t>{{</w:t>
             </w:r>
-            <w:proofErr w:type="spellStart"/>
             <w:r>
               <w:rPr>
                 <w:rFonts w:asciiTheme="minorBidi" w:hAnsiTheme="minorBidi" w:cstheme="minorBidi"/>
@@ -984,7 +955,6 @@
               </w:rPr>
               <w:t>Sequence_of_Graduation</w:t>
             </w:r>
-            <w:proofErr w:type="spellEnd"/>
             <w:r>
               <w:rPr>
                 <w:rFonts w:asciiTheme="minorBidi" w:hAnsiTheme="minorBidi" w:cstheme="minorBidi"/>
@@ -1004,7 +974,7 @@
           <w:p>
             <w:pPr>
               <w:keepNext/>
-              <w:spacing w:line="240" w:lineRule="auto"/>
+              <w:spacing w:after="0" w:line="240" w:lineRule="auto"/>
               <w:rPr>
                 <w:rFonts w:asciiTheme="minorBidi" w:hAnsiTheme="minorBidi" w:cstheme="minorBidi"/>
                 <w:sz w:val="24"/>
@@ -1031,7 +1001,6 @@
               </w:rPr>
               <w:t xml:space="preserve"> {{</w:t>
             </w:r>
-            <w:proofErr w:type="spellStart"/>
             <w:r>
               <w:rPr>
                 <w:rFonts w:asciiTheme="minorBidi" w:hAnsiTheme="minorBidi" w:cstheme="minorBidi"/>
@@ -1041,7 +1010,6 @@
               </w:rPr>
               <w:t>num_students</w:t>
             </w:r>
-            <w:proofErr w:type="spellEnd"/>
             <w:r>
               <w:rPr>
                 <w:rFonts w:asciiTheme="minorBidi" w:hAnsiTheme="minorBidi" w:cstheme="minorBidi"/>
@@ -1057,11 +1025,12 @@
         <w:tc>
           <w:tcPr>
             <w:tcW w:w="4311" w:type="dxa"/>
-            <w:gridSpan w:val="2"/>
+            <w:gridSpan w:val="3"/>
           </w:tcPr>
           <w:p>
             <w:pPr>
               <w:keepNext/>
+              <w:spacing w:after="0"/>
               <w:rPr>
                 <w:rFonts w:asciiTheme="minorBidi" w:hAnsiTheme="minorBidi" w:cstheme="minorBidi"/>
                 <w:sz w:val="24"/>
@@ -1087,7 +1056,6 @@
               </w:rPr>
               <w:t xml:space="preserve"> {{</w:t>
             </w:r>
-            <w:proofErr w:type="spellStart"/>
             <w:r>
               <w:rPr>
                 <w:rFonts w:asciiTheme="minorBidi" w:hAnsiTheme="minorBidi" w:cstheme="minorBidi"/>
@@ -1097,7 +1065,6 @@
               </w:rPr>
               <w:t>Average_of_First_Student</w:t>
             </w:r>
-            <w:proofErr w:type="spellEnd"/>
             <w:r>
               <w:rPr>
                 <w:rFonts w:asciiTheme="minorBidi" w:hAnsiTheme="minorBidi" w:cstheme="minorBidi"/>
@@ -1115,11 +1082,12 @@
         <w:tc>
           <w:tcPr>
             <w:tcW w:w="10466" w:type="dxa"/>
-            <w:gridSpan w:val="4"/>
+            <w:gridSpan w:val="5"/>
           </w:tcPr>
           <w:p>
             <w:pPr>
               <w:keepNext/>
+              <w:spacing w:after="0"/>
               <w:rPr>
                 <w:rFonts w:asciiTheme="minorBidi" w:hAnsiTheme="minorBidi" w:cstheme="minorBidi"/>
                 <w:sz w:val="24"/>
@@ -1144,16 +1112,7 @@
                 <w:szCs w:val="24"/>
                 <w:lang w:bidi="ar-IQ"/>
               </w:rPr>
-              <w:t>tr</w:t>
-            </w:r>
-            <w:r>
-              <w:rPr>
-                <w:rFonts w:asciiTheme="minorBidi" w:hAnsiTheme="minorBidi" w:cstheme="minorBidi"/>
-                <w:sz w:val="24"/>
-                <w:szCs w:val="24"/>
-                <w:lang w:bidi="ar-IQ"/>
-              </w:rPr>
-              <w:t xml:space="preserve"> endif</w:t>
+              <w:t>tr endif</w:t>
             </w:r>
             <w:r>
               <w:rPr>
@@ -1228,7 +1187,6 @@
           <w:bCs/>
           <w:sz w:val="20"/>
           <w:szCs w:val="20"/>
-          <w:rtl/>
         </w:rPr>
       </w:pPr>
       <w:r>
@@ -1275,24 +1233,32 @@
         </w:rPr>
         <w:t>لمواد الدراسية والدرجات التي حصل عليها خلال سنوات الدراسة.</w:t>
       </w:r>
+      <w:r>
+        <w:rPr>
+          <w:rFonts w:asciiTheme="majorBidi" w:hAnsiTheme="majorBidi" w:cstheme="majorBidi"/>
+          <w:b/>
+          <w:bCs/>
+          <w:sz w:val="20"/>
+          <w:szCs w:val="20"/>
+        </w:rPr>
+        <w:t xml:space="preserve"> </w:t>
+      </w:r>
     </w:p>
     <w:p>
       <w:pPr>
         <w:keepNext/>
         <w:keepLines/>
-        <w:spacing w:line="240" w:lineRule="auto"/>
-        <w:rPr>
-          <w:rFonts w:asciiTheme="majorBidi" w:hAnsiTheme="majorBidi" w:cstheme="majorBidi"/>
-          <w:sz w:val="24"/>
-          <w:szCs w:val="24"/>
-          <w:lang w:bidi="ar-IQ"/>
-        </w:rPr>
-      </w:pPr>
-      <w:r>
-        <w:rPr>
-          <w:rFonts w:asciiTheme="majorBidi" w:hAnsiTheme="majorBidi" w:cstheme="majorBidi"/>
-          <w:sz w:val="24"/>
-          <w:szCs w:val="24"/>
+        <w:spacing w:after="0" w:line="240" w:lineRule="auto"/>
+        <w:rPr>
+          <w:rFonts w:asciiTheme="minorBidi" w:hAnsiTheme="minorBidi" w:cstheme="minorBidi"/>
+          <w:sz w:val="24"/>
+          <w:szCs w:val="24"/>
+          <w:lang w:bidi="ar-IQ"/>
+        </w:rPr>
+      </w:pPr>
+      <w:r>
+        <w:rPr>
+          <w:rFonts w:asciiTheme="majorBidi" w:hAnsiTheme="majorBidi" w:cstheme="majorBidi"/>
           <w:rtl/>
           <w:lang w:bidi="ar-IQ"/>
         </w:rPr>
@@ -1301,13 +1267,10 @@
       <w:r>
         <w:rPr>
           <w:rFonts w:asciiTheme="majorBidi" w:hAnsiTheme="majorBidi" w:cstheme="majorBidi"/>
-          <w:sz w:val="24"/>
-          <w:szCs w:val="24"/>
           <w:lang w:bidi="ar-IQ"/>
         </w:rPr>
         <w:t xml:space="preserve">for pair in </w:t>
       </w:r>
-      <w:proofErr w:type="spellStart"/>
       <w:r>
         <w:rPr>
           <w:rFonts w:asciiTheme="majorBidi" w:hAnsiTheme="majorBidi" w:cstheme="majorBidi"/>
@@ -1317,145 +1280,14 @@
         </w:rPr>
         <w:t>paired_semesters</w:t>
       </w:r>
-      <w:proofErr w:type="spellEnd"/>
-      <w:r>
-        <w:rPr>
-          <w:rFonts w:asciiTheme="majorBidi" w:hAnsiTheme="majorBidi" w:cstheme="majorBidi"/>
-          <w:sz w:val="24"/>
-          <w:szCs w:val="24"/>
+      <w:r>
+        <w:rPr>
+          <w:rFonts w:asciiTheme="majorBidi" w:hAnsiTheme="majorBidi" w:cstheme="majorBidi"/>
           <w:rtl/>
           <w:lang w:bidi="ar-IQ"/>
         </w:rPr>
         <w:t xml:space="preserve"> %}</w:t>
       </w:r>
-    </w:p>
-    <w:p>
-      <w:pPr>
-        <w:rPr>
-          <w:rFonts w:asciiTheme="majorBidi" w:hAnsiTheme="majorBidi" w:cstheme="majorBidi"/>
-          <w:sz w:val="24"/>
-          <w:szCs w:val="24"/>
-          <w:lang w:bidi="ar-IQ"/>
-        </w:rPr>
-      </w:pPr>
-      <w:r>
-        <w:rPr>
-          <w:rFonts w:asciiTheme="majorBidi" w:hAnsiTheme="majorBidi" w:cstheme="majorBidi"/>
-          <w:sz w:val="24"/>
-          <w:szCs w:val="24"/>
-          <w:rtl/>
-          <w:lang w:bidi="ar-IQ"/>
-        </w:rPr>
-        <w:t>{%</w:t>
-      </w:r>
-      <w:r>
-        <w:rPr>
-          <w:rFonts w:asciiTheme="majorBidi" w:hAnsiTheme="majorBidi" w:cstheme="majorBidi"/>
-          <w:sz w:val="24"/>
-          <w:szCs w:val="24"/>
-          <w:lang w:bidi="ar-IQ"/>
-        </w:rPr>
-        <w:t xml:space="preserve">p if </w:t>
-      </w:r>
-      <w:proofErr w:type="spellStart"/>
-      <w:r>
-        <w:rPr>
-          <w:rFonts w:asciiTheme="majorBidi" w:hAnsiTheme="majorBidi" w:cstheme="majorBidi"/>
-          <w:lang w:bidi="ar-IQ"/>
-        </w:rPr>
-        <w:t>not_first_page</w:t>
-      </w:r>
-      <w:proofErr w:type="spellEnd"/>
-      <w:r>
-        <w:rPr>
-          <w:rFonts w:asciiTheme="majorBidi" w:hAnsiTheme="majorBidi" w:cstheme="majorBidi"/>
-          <w:sz w:val="24"/>
-          <w:szCs w:val="24"/>
-          <w:rtl/>
-          <w:lang w:bidi="ar-IQ"/>
-        </w:rPr>
-        <w:t xml:space="preserve"> %}</w:t>
-      </w:r>
-    </w:p>
-    <w:p>
-      <w:pPr>
-        <w:rPr>
-          <w:rFonts w:asciiTheme="minorBidi" w:hAnsiTheme="minorBidi" w:cstheme="minorBidi"/>
-          <w:sz w:val="24"/>
-          <w:szCs w:val="24"/>
-          <w:lang w:bidi="ar-IQ"/>
-        </w:rPr>
-      </w:pPr>
-      <w:r>
-        <w:rPr>
-          <w:rFonts w:asciiTheme="minorBidi" w:hAnsiTheme="minorBidi" w:cstheme="minorBidi"/>
-          <w:sz w:val="24"/>
-          <w:szCs w:val="24"/>
-          <w:rtl/>
-          <w:lang w:bidi="ar-IQ"/>
-        </w:rPr>
-        <w:t>{{</w:t>
-      </w:r>
-      <w:proofErr w:type="spellStart"/>
-      <w:r>
-        <w:rPr>
-          <w:rFonts w:asciiTheme="minorBidi" w:hAnsiTheme="minorBidi" w:cstheme="minorBidi"/>
-          <w:sz w:val="24"/>
-          <w:szCs w:val="24"/>
-          <w:lang w:bidi="ar-IQ"/>
-        </w:rPr>
-        <w:t>student_name</w:t>
-      </w:r>
-      <w:proofErr w:type="spellEnd"/>
-      <w:r>
-        <w:rPr>
-          <w:rFonts w:asciiTheme="minorBidi" w:hAnsiTheme="minorBidi" w:cstheme="minorBidi"/>
-          <w:sz w:val="24"/>
-          <w:szCs w:val="24"/>
-          <w:rtl/>
-          <w:lang w:bidi="ar-IQ"/>
-        </w:rPr>
-        <w:t>}}</w:t>
-      </w:r>
-    </w:p>
-    <w:p>
-      <w:pPr>
-        <w:rPr>
-          <w:rFonts w:asciiTheme="majorBidi" w:hAnsiTheme="majorBidi" w:cstheme="majorBidi"/>
-          <w:lang w:bidi="ar-IQ"/>
-        </w:rPr>
-      </w:pPr>
-      <w:r>
-        <w:rPr>
-          <w:rFonts w:asciiTheme="majorBidi" w:hAnsiTheme="majorBidi" w:cstheme="majorBidi"/>
-          <w:rtl/>
-          <w:lang w:bidi="ar-IQ"/>
-        </w:rPr>
-        <w:t>{%</w:t>
-      </w:r>
-      <w:r>
-        <w:rPr>
-          <w:rFonts w:asciiTheme="majorBidi" w:hAnsiTheme="majorBidi" w:cstheme="majorBidi"/>
-          <w:lang w:bidi="ar-IQ"/>
-        </w:rPr>
-        <w:t>p endif</w:t>
-      </w:r>
-      <w:r>
-        <w:rPr>
-          <w:rFonts w:asciiTheme="majorBidi" w:hAnsiTheme="majorBidi" w:cstheme="majorBidi"/>
-          <w:rtl/>
-          <w:lang w:bidi="ar-IQ"/>
-        </w:rPr>
-        <w:t xml:space="preserve"> %}</w:t>
-      </w:r>
-    </w:p>
-    <w:p>
-      <w:pPr>
-        <w:rPr>
-          <w:rFonts w:asciiTheme="majorBidi" w:hAnsiTheme="majorBidi" w:cstheme="majorBidi"/>
-          <w:lang w:bidi="ar-IQ"/>
-        </w:rPr>
-      </w:pPr>
     </w:p>
     <w:tbl>
       <w:tblPr>
@@ -1505,10 +1337,8 @@
                 <w:rtl/>
                 <w:lang w:bidi="ar-IQ"/>
               </w:rPr>
-              <w:lastRenderedPageBreak/>
               <w:t>{{</w:t>
             </w:r>
-            <w:proofErr w:type="spellStart"/>
             <w:r>
               <w:rPr>
                 <w:rFonts w:asciiTheme="majorBidi" w:hAnsiTheme="majorBidi" w:cstheme="majorBidi"/>
@@ -1518,7 +1348,6 @@
               </w:rPr>
               <w:t>pair.year_label</w:t>
             </w:r>
-            <w:proofErr w:type="spellEnd"/>
             <w:r>
               <w:rPr>
                 <w:rFonts w:asciiTheme="majorBidi" w:hAnsiTheme="majorBidi" w:cstheme="majorBidi"/>
@@ -1563,7 +1392,6 @@
               </w:rPr>
               <w:t>{{</w:t>
             </w:r>
-            <w:proofErr w:type="spellStart"/>
             <w:r>
               <w:rPr>
                 <w:rFonts w:asciiTheme="majorBidi" w:hAnsiTheme="majorBidi" w:cstheme="majorBidi"/>
@@ -1589,9 +1417,8 @@
                 <w:szCs w:val="20"/>
                 <w:lang w:bidi="ar-IQ"/>
               </w:rPr>
-              <w:t>left_label</w:t>
-            </w:r>
-            <w:proofErr w:type="spellEnd"/>
+              <w:t>right_label</w:t>
+            </w:r>
             <w:r>
               <w:rPr>
                 <w:rFonts w:asciiTheme="majorBidi" w:hAnsiTheme="majorBidi" w:cstheme="majorBidi"/>
@@ -1630,7 +1457,6 @@
               </w:rPr>
               <w:t>{{</w:t>
             </w:r>
-            <w:proofErr w:type="spellStart"/>
             <w:r>
               <w:rPr>
                 <w:rFonts w:asciiTheme="majorBidi" w:hAnsiTheme="majorBidi" w:cstheme="majorBidi"/>
@@ -1656,9 +1482,8 @@
                 <w:szCs w:val="20"/>
                 <w:lang w:bidi="ar-IQ"/>
               </w:rPr>
-              <w:t>right_label</w:t>
-            </w:r>
-            <w:proofErr w:type="spellEnd"/>
+              <w:t>left_label</w:t>
+            </w:r>
             <w:r>
               <w:rPr>
                 <w:rFonts w:asciiTheme="majorBidi" w:hAnsiTheme="majorBidi" w:cstheme="majorBidi"/>
@@ -1900,19 +1725,8 @@
                 <w:szCs w:val="20"/>
                 <w:lang w:bidi="ar-IQ"/>
               </w:rPr>
-              <w:t xml:space="preserve">tr for row in </w:t>
-            </w:r>
-            <w:proofErr w:type="spellStart"/>
-            <w:r>
-              <w:rPr>
-                <w:rFonts w:asciiTheme="majorBidi" w:hAnsiTheme="majorBidi" w:cstheme="majorBidi"/>
-                <w:sz w:val="20"/>
-                <w:szCs w:val="20"/>
-                <w:lang w:bidi="ar-IQ"/>
-              </w:rPr>
-              <w:t>pair.rows</w:t>
-            </w:r>
-            <w:proofErr w:type="spellEnd"/>
+              <w:t>tr for row in pair.rows</w:t>
+            </w:r>
             <w:r>
               <w:rPr>
                 <w:rFonts w:asciiTheme="majorBidi" w:hAnsiTheme="majorBidi" w:cstheme="majorBidi"/>
@@ -1956,7 +1770,6 @@
               </w:rPr>
               <w:t>{{</w:t>
             </w:r>
-            <w:proofErr w:type="spellStart"/>
             <w:r>
               <w:rPr>
                 <w:rFonts w:asciiTheme="majorBidi" w:hAnsiTheme="majorBidi" w:cstheme="majorBidi"/>
@@ -1966,7 +1779,6 @@
               </w:rPr>
               <w:t>row.left_subj</w:t>
             </w:r>
-            <w:proofErr w:type="spellEnd"/>
             <w:r>
               <w:rPr>
                 <w:rFonts w:asciiTheme="majorBidi" w:hAnsiTheme="majorBidi" w:cstheme="majorBidi"/>
@@ -2005,7 +1817,6 @@
               </w:rPr>
               <w:t>{{</w:t>
             </w:r>
-            <w:proofErr w:type="spellStart"/>
             <w:r>
               <w:rPr>
                 <w:rFonts w:asciiTheme="majorBidi" w:hAnsiTheme="majorBidi" w:cstheme="majorBidi"/>
@@ -2015,7 +1826,6 @@
               </w:rPr>
               <w:t>row.left_mark</w:t>
             </w:r>
-            <w:proofErr w:type="spellEnd"/>
             <w:r>
               <w:rPr>
                 <w:rFonts w:asciiTheme="majorBidi" w:hAnsiTheme="majorBidi" w:cstheme="majorBidi"/>
@@ -2055,7 +1865,6 @@
               </w:rPr>
               <w:t>{{</w:t>
             </w:r>
-            <w:proofErr w:type="spellStart"/>
             <w:r>
               <w:rPr>
                 <w:rFonts w:asciiTheme="majorBidi" w:hAnsiTheme="majorBidi" w:cstheme="majorBidi"/>
@@ -2065,7 +1874,6 @@
               </w:rPr>
               <w:t>row.left_unit</w:t>
             </w:r>
-            <w:proofErr w:type="spellEnd"/>
             <w:r>
               <w:rPr>
                 <w:rFonts w:asciiTheme="majorBidi" w:hAnsiTheme="majorBidi" w:cstheme="majorBidi"/>
@@ -2104,7 +1912,6 @@
               </w:rPr>
               <w:t>{{</w:t>
             </w:r>
-            <w:proofErr w:type="spellStart"/>
             <w:r>
               <w:rPr>
                 <w:rFonts w:asciiTheme="majorBidi" w:hAnsiTheme="majorBidi" w:cstheme="majorBidi"/>
@@ -2114,7 +1921,6 @@
               </w:rPr>
               <w:t>row.right_subj</w:t>
             </w:r>
-            <w:proofErr w:type="spellEnd"/>
             <w:r>
               <w:rPr>
                 <w:rFonts w:asciiTheme="majorBidi" w:hAnsiTheme="majorBidi" w:cstheme="majorBidi"/>
@@ -2153,7 +1959,6 @@
               </w:rPr>
               <w:t>{{</w:t>
             </w:r>
-            <w:proofErr w:type="spellStart"/>
             <w:r>
               <w:rPr>
                 <w:rFonts w:asciiTheme="majorBidi" w:hAnsiTheme="majorBidi" w:cstheme="majorBidi"/>
@@ -2163,7 +1968,6 @@
               </w:rPr>
               <w:t>row.right_mark</w:t>
             </w:r>
-            <w:proofErr w:type="spellEnd"/>
             <w:r>
               <w:rPr>
                 <w:rFonts w:asciiTheme="majorBidi" w:hAnsiTheme="majorBidi" w:cstheme="majorBidi"/>
@@ -2201,7 +2005,6 @@
               </w:rPr>
               <w:t>{{</w:t>
             </w:r>
-            <w:proofErr w:type="spellStart"/>
             <w:r>
               <w:rPr>
                 <w:rFonts w:asciiTheme="majorBidi" w:hAnsiTheme="majorBidi" w:cstheme="majorBidi"/>
@@ -2211,7 +2014,6 @@
               </w:rPr>
               <w:t>row.right_unit</w:t>
             </w:r>
-            <w:proofErr w:type="spellEnd"/>
             <w:r>
               <w:rPr>
                 <w:rFonts w:asciiTheme="majorBidi" w:hAnsiTheme="majorBidi" w:cstheme="majorBidi"/>
@@ -2263,19 +2065,8 @@
                 <w:szCs w:val="20"/>
                 <w:lang w:bidi="ar-IQ"/>
               </w:rPr>
-              <w:t xml:space="preserve">tr </w:t>
-            </w:r>
-            <w:proofErr w:type="spellStart"/>
-            <w:r>
-              <w:rPr>
-                <w:rFonts w:asciiTheme="majorBidi" w:hAnsiTheme="majorBidi" w:cstheme="majorBidi"/>
-                <w:sz w:val="20"/>
-                <w:szCs w:val="20"/>
-                <w:lang w:bidi="ar-IQ"/>
-              </w:rPr>
-              <w:t>endfor</w:t>
-            </w:r>
-            <w:proofErr w:type="spellEnd"/>
+              <w:t>tr endfor</w:t>
+            </w:r>
             <w:r>
               <w:rPr>
                 <w:rFonts w:asciiTheme="majorBidi" w:hAnsiTheme="majorBidi" w:cstheme="majorBidi"/>
@@ -2337,7 +2128,7 @@
                 <w:szCs w:val="20"/>
                 <w:lang w:bidi="ar-IQ"/>
               </w:rPr>
-              <w:t>attempt</w:t>
+              <w:t>pair.attempt_right</w:t>
             </w:r>
             <w:r>
               <w:rPr>
@@ -2396,7 +2187,7 @@
                 <w:szCs w:val="20"/>
                 <w:lang w:bidi="ar-IQ"/>
               </w:rPr>
-              <w:t>attempt</w:t>
+              <w:t>pair.attempt_left</w:t>
             </w:r>
             <w:r>
               <w:rPr>
@@ -2434,7 +2225,6 @@
         </w:rPr>
         <w:t xml:space="preserve">{% </w:t>
       </w:r>
-      <w:proofErr w:type="spellStart"/>
       <w:r>
         <w:rPr>
           <w:rFonts w:asciiTheme="majorBidi" w:hAnsiTheme="majorBidi" w:cstheme="majorBidi"/>
@@ -2444,7 +2234,6 @@
         </w:rPr>
         <w:t>endfor</w:t>
       </w:r>
-      <w:proofErr w:type="spellEnd"/>
       <w:r>
         <w:rPr>
           <w:rFonts w:asciiTheme="majorBidi" w:hAnsiTheme="majorBidi" w:cstheme="majorBidi"/>
@@ -2458,6 +2247,9 @@
     </w:p>
     <w:p>
       <w:pPr>
+        <w:keepNext/>
+        <w:keepLines/>
+        <w:spacing w:line="240" w:lineRule="auto"/>
         <w:rPr>
           <w:rFonts w:asciiTheme="majorBidi" w:hAnsiTheme="majorBidi" w:cstheme="majorBidi"/>
           <w:sz w:val="24"/>
@@ -2644,7 +2436,6 @@
           </w:tcPr>
           <w:p>
             <w:pPr>
-              <w:jc w:val="center"/>
               <w:rPr>
                 <w:rFonts w:asciiTheme="majorBidi" w:hAnsiTheme="majorBidi" w:cstheme="majorBidi"/>
                 <w:lang w:bidi="ar-IQ"/>
@@ -2879,63 +2670,18 @@
         <w:sectPr>
           <w:headerReference w:type="even" r:id="rId8"/>
           <w:headerReference w:type="default" r:id="rId9"/>
-          <w:footerReference w:type="default" r:id="rId10"/>
-          <w:headerReference w:type="first" r:id="rId11"/>
+          <w:footerReference w:type="even" r:id="rId10"/>
+          <w:footerReference w:type="default" r:id="rId11"/>
+          <w:headerReference w:type="first" r:id="rId12"/>
+          <w:footerReference w:type="first" r:id="rId13"/>
           <w:pgSz w:w="11906" w:h="16838"/>
-          <w:pgMar w:top="4253" w:right="720" w:bottom="284" w:left="720" w:header="283" w:footer="292" w:gutter="0"/>
+          <w:pgMar w:top="4253" w:right="720" w:bottom="1170" w:left="720" w:header="283" w:footer="292" w:gutter="0"/>
           <w:cols w:space="708"/>
+          <w:titlePg/>
           <w:bidi/>
           <w:rtlGutter/>
           <w:docGrid w:linePitch="360"/>
         </w:sectPr>
-      </w:pPr>
-    </w:p>
-    <w:p>
-      <w:pPr>
-        <w:spacing w:after="0" w:line="240" w:lineRule="auto"/>
-        <w:rPr>
-          <w:rFonts w:asciiTheme="majorBidi" w:hAnsiTheme="majorBidi" w:cstheme="majorBidi"/>
-          <w:sz w:val="24"/>
-          <w:szCs w:val="24"/>
-          <w:lang w:bidi="ar-IQ"/>
-        </w:rPr>
-      </w:pPr>
-      <w:r>
-        <w:rPr>
-          <w:rFonts w:asciiTheme="majorBidi" w:hAnsiTheme="majorBidi" w:cstheme="majorBidi"/>
-          <w:rtl/>
-          <w:lang w:bidi="ar-IQ"/>
-        </w:rPr>
-        <w:lastRenderedPageBreak/>
-        <w:t>{{</w:t>
-      </w:r>
-      <w:proofErr w:type="spellStart"/>
-      <w:r>
-        <w:rPr>
-          <w:rFonts w:asciiTheme="majorBidi" w:hAnsiTheme="majorBidi" w:cstheme="majorBidi"/>
-          <w:lang w:bidi="ar-IQ"/>
-        </w:rPr>
-        <w:t>Back_page</w:t>
-      </w:r>
-      <w:proofErr w:type="spellEnd"/>
-      <w:r>
-        <w:rPr>
-          <w:rFonts w:asciiTheme="majorBidi" w:hAnsiTheme="majorBidi" w:cstheme="majorBidi"/>
-          <w:rtl/>
-          <w:lang w:bidi="ar-IQ"/>
-        </w:rPr>
-        <w:t>}}</w:t>
-      </w:r>
-    </w:p>
-    <w:p>
-      <w:pPr>
-        <w:rPr>
-          <w:rFonts w:asciiTheme="majorBidi" w:hAnsiTheme="majorBidi" w:cstheme="majorBidi"/>
-          <w:sz w:val="24"/>
-          <w:szCs w:val="24"/>
-          <w:rtl/>
-          <w:lang w:bidi="ar-IQ"/>
-        </w:rPr>
       </w:pPr>
     </w:p>
     <w:tbl>
@@ -2983,6 +2729,7 @@
                 <w:bCs/>
                 <w:lang w:bidi="ar-IQ"/>
               </w:rPr>
+              <w:lastRenderedPageBreak/>
               <w:t>{{sig</w:t>
             </w:r>
             <w:r>
@@ -3116,11 +2863,22 @@
     </w:tbl>
     <w:p>
       <w:pPr>
+        <w:rPr>
+          <w:rFonts w:asciiTheme="majorBidi" w:hAnsiTheme="majorBidi" w:cstheme="majorBidi"/>
+          <w:sz w:val="24"/>
+          <w:szCs w:val="24"/>
+          <w:lang w:bidi="ar-IQ"/>
+        </w:rPr>
+      </w:pPr>
+    </w:p>
+    <w:p>
+      <w:pPr>
         <w:pStyle w:val="ListParagraph"/>
         <w:numPr>
           <w:ilvl w:val="0"/>
           <w:numId w:val="28"/>
         </w:numPr>
+        <w:spacing w:line="240" w:lineRule="auto"/>
         <w:rPr>
           <w:rFonts w:asciiTheme="majorBidi" w:hAnsiTheme="majorBidi" w:cstheme="majorBidi"/>
           <w:sz w:val="24"/>
@@ -3166,7 +2924,6 @@
         </w:rPr>
         <w:t>{{</w:t>
       </w:r>
-      <w:proofErr w:type="spellStart"/>
       <w:r>
         <w:rPr>
           <w:rFonts w:asciiTheme="majorBidi" w:hAnsiTheme="majorBidi" w:cstheme="majorBidi"/>
@@ -3176,7 +2933,6 @@
         </w:rPr>
         <w:t>order_number</w:t>
       </w:r>
-      <w:proofErr w:type="spellEnd"/>
       <w:r>
         <w:rPr>
           <w:rFonts w:asciiTheme="majorBidi" w:hAnsiTheme="majorBidi" w:cstheme="majorBidi"/>
@@ -3225,7 +2981,6 @@
         </w:rPr>
         <w:t xml:space="preserve"> {{</w:t>
       </w:r>
-      <w:proofErr w:type="spellStart"/>
       <w:r>
         <w:rPr>
           <w:rFonts w:asciiTheme="majorBidi" w:hAnsiTheme="majorBidi" w:cstheme="majorBidi"/>
@@ -3235,7 +2990,6 @@
         </w:rPr>
         <w:t>order_date</w:t>
       </w:r>
-      <w:proofErr w:type="spellEnd"/>
       <w:r>
         <w:rPr>
           <w:rFonts w:asciiTheme="majorBidi" w:hAnsiTheme="majorBidi" w:cstheme="majorBidi"/>
@@ -3249,6 +3003,7 @@
     </w:p>
     <w:p>
       <w:pPr>
+        <w:spacing w:line="240" w:lineRule="auto"/>
         <w:rPr>
           <w:rFonts w:asciiTheme="majorBidi" w:hAnsiTheme="majorBidi" w:cstheme="majorBidi"/>
           <w:lang w:bidi="ar-IQ"/>
@@ -3273,7 +3028,6 @@
         </w:rPr>
         <w:t xml:space="preserve">p if </w:t>
       </w:r>
-      <w:proofErr w:type="spellStart"/>
       <w:r>
         <w:rPr>
           <w:rFonts w:asciiTheme="majorBidi" w:hAnsiTheme="majorBidi" w:cstheme="majorBidi"/>
@@ -3281,7 +3035,6 @@
         </w:rPr>
         <w:t>Summer_ON</w:t>
       </w:r>
-      <w:proofErr w:type="spellEnd"/>
       <w:r>
         <w:rPr>
           <w:rFonts w:asciiTheme="majorBidi" w:hAnsiTheme="majorBidi" w:cstheme="majorBidi"/>
@@ -3300,6 +3053,7 @@
           <w:ilvl w:val="0"/>
           <w:numId w:val="28"/>
         </w:numPr>
+        <w:spacing w:line="240" w:lineRule="auto"/>
         <w:rPr>
           <w:rFonts w:asciiTheme="majorBidi" w:hAnsiTheme="majorBidi" w:cstheme="majorBidi"/>
           <w:sz w:val="24"/>
@@ -3326,7 +3080,6 @@
         </w:rPr>
         <w:t>{{</w:t>
       </w:r>
-      <w:proofErr w:type="spellStart"/>
       <w:r>
         <w:rPr>
           <w:rFonts w:asciiTheme="majorBidi" w:hAnsiTheme="majorBidi" w:cstheme="majorBidi"/>
@@ -3336,7 +3089,6 @@
         </w:rPr>
         <w:t>Summer_Training_year</w:t>
       </w:r>
-      <w:proofErr w:type="spellEnd"/>
       <w:r>
         <w:rPr>
           <w:rFonts w:asciiTheme="majorBidi" w:hAnsiTheme="majorBidi" w:cstheme="majorBidi"/>
@@ -3359,6 +3111,7 @@
     </w:p>
     <w:p>
       <w:pPr>
+        <w:spacing w:line="240" w:lineRule="auto"/>
         <w:rPr>
           <w:rFonts w:asciiTheme="majorBidi" w:hAnsiTheme="majorBidi" w:cstheme="majorBidi"/>
           <w:sz w:val="24"/>
@@ -3403,6 +3156,7 @@
           <w:ilvl w:val="0"/>
           <w:numId w:val="28"/>
         </w:numPr>
+        <w:spacing w:line="240" w:lineRule="auto"/>
         <w:rPr>
           <w:rFonts w:asciiTheme="majorBidi" w:hAnsiTheme="majorBidi" w:cstheme="majorBidi"/>
           <w:sz w:val="24"/>
@@ -3480,6 +3234,7 @@
     <w:p>
       <w:pPr>
         <w:pStyle w:val="ListParagraph"/>
+        <w:spacing w:line="240" w:lineRule="auto"/>
         <w:ind w:left="1440"/>
         <w:rPr>
           <w:rFonts w:asciiTheme="majorBidi" w:hAnsiTheme="majorBidi" w:cstheme="majorBidi"/>
@@ -3511,6 +3266,7 @@
     <w:p>
       <w:pPr>
         <w:pStyle w:val="ListParagraph"/>
+        <w:spacing w:line="240" w:lineRule="auto"/>
         <w:ind w:left="1440"/>
         <w:rPr>
           <w:rFonts w:asciiTheme="majorBidi" w:hAnsiTheme="majorBidi" w:cstheme="majorBidi"/>
@@ -3542,6 +3298,7 @@
     <w:p>
       <w:pPr>
         <w:pStyle w:val="ListParagraph"/>
+        <w:spacing w:line="240" w:lineRule="auto"/>
         <w:ind w:left="1440"/>
         <w:rPr>
           <w:rFonts w:asciiTheme="majorBidi" w:hAnsiTheme="majorBidi" w:cstheme="majorBidi"/>
@@ -3573,6 +3330,7 @@
     <w:p>
       <w:pPr>
         <w:pStyle w:val="ListParagraph"/>
+        <w:spacing w:line="240" w:lineRule="auto"/>
         <w:ind w:left="1440"/>
         <w:rPr>
           <w:rFonts w:asciiTheme="majorBidi" w:hAnsiTheme="majorBidi" w:cstheme="majorBidi"/>
@@ -3613,6 +3371,7 @@
     </w:p>
     <w:p>
       <w:pPr>
+        <w:spacing w:line="240" w:lineRule="auto"/>
         <w:rPr>
           <w:rFonts w:asciiTheme="majorBidi" w:hAnsiTheme="majorBidi" w:cstheme="majorBidi"/>
           <w:sz w:val="24"/>
@@ -3637,19 +3396,8 @@
           <w:szCs w:val="24"/>
           <w:lang w:bidi="ar-IQ"/>
         </w:rPr>
-        <w:t xml:space="preserve">p if </w:t>
-      </w:r>
-      <w:proofErr w:type="spellStart"/>
-      <w:r>
-        <w:rPr>
-          <w:rFonts w:asciiTheme="majorBidi" w:hAnsiTheme="majorBidi" w:cstheme="majorBidi"/>
-          <w:sz w:val="24"/>
-          <w:szCs w:val="24"/>
-          <w:lang w:bidi="ar-IQ"/>
-        </w:rPr>
-        <w:t>Failure_ON</w:t>
-      </w:r>
-      <w:proofErr w:type="spellEnd"/>
+        <w:t>p if Failure_ON</w:t>
+      </w:r>
       <w:r>
         <w:rPr>
           <w:rFonts w:asciiTheme="majorBidi" w:hAnsiTheme="majorBidi" w:cstheme="majorBidi"/>
@@ -3668,89 +3416,36 @@
           <w:ilvl w:val="0"/>
           <w:numId w:val="29"/>
         </w:numPr>
-        <w:rPr>
-          <w:rFonts w:asciiTheme="majorBidi" w:hAnsiTheme="majorBidi" w:cstheme="majorBidi"/>
-          <w:sz w:val="24"/>
-          <w:szCs w:val="24"/>
-          <w:lang w:bidi="ar-IQ"/>
-        </w:rPr>
-      </w:pPr>
-      <w:r>
-        <w:rPr>
-          <w:rFonts w:asciiTheme="majorBidi" w:hAnsiTheme="majorBidi" w:cstheme="majorBidi"/>
-          <w:sz w:val="24"/>
-          <w:szCs w:val="24"/>
-          <w:rtl/>
-        </w:rPr>
-        <w:t xml:space="preserve">سنوات التأجيل والرسوب: </w:t>
+        <w:spacing w:line="240" w:lineRule="auto"/>
+        <w:rPr>
+          <w:rFonts w:asciiTheme="majorBidi" w:hAnsiTheme="majorBidi" w:cstheme="majorBidi"/>
+          <w:lang w:bidi="ar-IQ"/>
+        </w:rPr>
+      </w:pPr>
+      <w:r>
+        <w:rPr>
+          <w:rFonts w:asciiTheme="majorBidi" w:hAnsiTheme="majorBidi" w:cstheme="majorBidi"/>
+          <w:sz w:val="24"/>
+          <w:szCs w:val="24"/>
+          <w:rtl/>
+        </w:rPr>
+        <w:t>سنوات التأجيل والرسوب:</w:t>
       </w:r>
     </w:p>
     <w:p>
       <w:pPr>
-        <w:rPr>
-          <w:rFonts w:asciiTheme="majorBidi" w:hAnsiTheme="majorBidi" w:cstheme="majorBidi"/>
-          <w:lang w:bidi="ar-IQ"/>
-        </w:rPr>
-      </w:pPr>
-      <w:r>
-        <w:rPr>
-          <w:rFonts w:asciiTheme="majorBidi" w:hAnsiTheme="majorBidi" w:cstheme="majorBidi"/>
-          <w:rtl/>
-          <w:lang w:bidi="ar-IQ"/>
-        </w:rPr>
-        <w:t xml:space="preserve">{% </w:t>
-      </w:r>
-      <w:r>
-        <w:rPr>
-          <w:rFonts w:asciiTheme="majorBidi" w:hAnsiTheme="majorBidi" w:cstheme="majorBidi"/>
-          <w:lang w:bidi="ar-IQ"/>
-        </w:rPr>
-        <w:t xml:space="preserve">for </w:t>
-      </w:r>
-      <w:r>
-        <w:rPr>
-          <w:rFonts w:asciiTheme="majorBidi" w:hAnsiTheme="majorBidi" w:cstheme="majorBidi"/>
-          <w:lang w:bidi="ar-IQ"/>
-        </w:rPr>
-        <w:t>year</w:t>
-      </w:r>
-      <w:r>
-        <w:rPr>
-          <w:rFonts w:asciiTheme="majorBidi" w:hAnsiTheme="majorBidi" w:cstheme="majorBidi"/>
-          <w:lang w:bidi="ar-IQ"/>
-        </w:rPr>
-        <w:t xml:space="preserve"> </w:t>
-      </w:r>
-      <w:r>
-        <w:rPr>
-          <w:rFonts w:asciiTheme="majorBidi" w:hAnsiTheme="majorBidi" w:cstheme="majorBidi"/>
-          <w:lang w:bidi="ar-IQ"/>
-        </w:rPr>
-        <w:t xml:space="preserve">in </w:t>
-      </w:r>
-      <w:proofErr w:type="spellStart"/>
-      <w:r>
-        <w:rPr>
-          <w:rFonts w:asciiTheme="majorBidi" w:hAnsiTheme="majorBidi" w:cstheme="majorBidi"/>
-          <w:lang w:bidi="ar-IQ"/>
-        </w:rPr>
-        <w:t>failed</w:t>
-      </w:r>
-      <w:r>
-        <w:rPr>
-          <w:rFonts w:asciiTheme="majorBidi" w:hAnsiTheme="majorBidi" w:cstheme="majorBidi"/>
-          <w:lang w:bidi="ar-IQ"/>
-        </w:rPr>
-        <w:t>_years</w:t>
-      </w:r>
-      <w:proofErr w:type="spellEnd"/>
-      <w:r>
-        <w:rPr>
-          <w:rFonts w:asciiTheme="majorBidi" w:hAnsiTheme="majorBidi" w:cstheme="majorBidi"/>
-          <w:rtl/>
-          <w:lang w:bidi="ar-IQ"/>
-        </w:rPr>
-        <w:t xml:space="preserve"> %}</w:t>
+        <w:spacing w:line="240" w:lineRule="auto"/>
+        <w:rPr>
+          <w:rFonts w:asciiTheme="majorBidi" w:hAnsiTheme="majorBidi" w:cstheme="majorBidi"/>
+          <w:lang w:bidi="ar-IQ"/>
+        </w:rPr>
+      </w:pPr>
+      <w:r>
+        <w:rPr>
+          <w:rFonts w:asciiTheme="majorBidi" w:hAnsiTheme="majorBidi" w:cstheme="majorBidi"/>
+          <w:lang w:bidi="ar-IQ"/>
+        </w:rPr>
+        <w:t>{%p for year in failed_years %}</w:t>
       </w:r>
     </w:p>
     <w:p>
@@ -3760,6 +3455,7 @@
           <w:ilvl w:val="0"/>
           <w:numId w:val="29"/>
         </w:numPr>
+        <w:spacing w:line="240" w:lineRule="auto"/>
         <w:rPr>
           <w:rFonts w:asciiTheme="majorBidi" w:hAnsiTheme="majorBidi" w:cstheme="majorBidi"/>
           <w:lang w:bidi="ar-IQ"/>
@@ -3792,24 +3488,13 @@
         </w:rPr>
         <w:t xml:space="preserve"> </w:t>
       </w:r>
-      <w:proofErr w:type="spellStart"/>
-      <w:r>
-        <w:rPr>
-          <w:rFonts w:asciiTheme="majorBidi" w:hAnsiTheme="majorBidi" w:cstheme="majorBidi"/>
-          <w:lang w:bidi="ar-IQ"/>
-        </w:rPr>
-        <w:t>year.</w:t>
-      </w:r>
-      <w:r>
-        <w:rPr>
-          <w:rFonts w:asciiTheme="majorBidi" w:hAnsiTheme="majorBidi" w:cstheme="majorBidi"/>
-          <w:sz w:val="24"/>
-          <w:szCs w:val="24"/>
-          <w:lang w:bidi="ar-IQ"/>
-        </w:rPr>
-        <w:t>year_d</w:t>
-      </w:r>
-      <w:proofErr w:type="spellEnd"/>
+      <w:r>
+        <w:rPr>
+          <w:rFonts w:asciiTheme="majorBidi" w:hAnsiTheme="majorBidi" w:cstheme="majorBidi"/>
+          <w:lang w:bidi="ar-IQ"/>
+        </w:rPr>
+        <w:t>year.year_d</w:t>
+      </w:r>
       <w:r>
         <w:rPr>
           <w:rFonts w:asciiTheme="majorBidi" w:hAnsiTheme="majorBidi" w:cstheme="majorBidi"/>
@@ -3837,7 +3522,21 @@
           <w:rtl/>
           <w:lang w:bidi="ar-IQ"/>
         </w:rPr>
-        <w:t>/ ال</w:t>
+        <w:t>/ المرحلة {{</w:t>
+      </w:r>
+      <w:r>
+        <w:rPr>
+          <w:rFonts w:asciiTheme="majorBidi" w:hAnsiTheme="majorBidi" w:cstheme="majorBidi"/>
+          <w:lang w:bidi="ar-IQ"/>
+        </w:rPr>
+        <w:t xml:space="preserve"> </w:t>
+      </w:r>
+      <w:r>
+        <w:rPr>
+          <w:rFonts w:asciiTheme="majorBidi" w:hAnsiTheme="majorBidi" w:cstheme="majorBidi"/>
+          <w:lang w:bidi="ar-IQ"/>
+        </w:rPr>
+        <w:t>year.stage</w:t>
       </w:r>
       <w:r>
         <w:rPr>
@@ -3847,17 +3546,7 @@
           <w:rtl/>
           <w:lang w:bidi="ar-IQ"/>
         </w:rPr>
-        <w:t>مقرر</w:t>
-      </w:r>
-      <w:r>
-        <w:rPr>
-          <w:rFonts w:asciiTheme="majorBidi" w:hAnsiTheme="majorBidi" w:cstheme="majorBidi" w:hint="cs"/>
-          <w:sz w:val="24"/>
-          <w:szCs w:val="24"/>
-          <w:rtl/>
-          <w:lang w:bidi="ar-IQ"/>
-        </w:rPr>
-        <w:t>{{</w:t>
+        <w:t>}} (سنة {{</w:t>
       </w:r>
       <w:r>
         <w:rPr>
@@ -3866,68 +3555,13 @@
         </w:rPr>
         <w:t xml:space="preserve"> </w:t>
       </w:r>
-      <w:proofErr w:type="spellStart"/>
-      <w:r>
-        <w:rPr>
-          <w:rFonts w:asciiTheme="majorBidi" w:hAnsiTheme="majorBidi" w:cstheme="majorBidi"/>
-          <w:lang w:bidi="ar-IQ"/>
-        </w:rPr>
-        <w:t>year.</w:t>
-      </w:r>
-      <w:r>
-        <w:rPr>
-          <w:rFonts w:asciiTheme="majorBidi" w:hAnsiTheme="majorBidi" w:cstheme="majorBidi"/>
-          <w:sz w:val="24"/>
-          <w:szCs w:val="24"/>
-          <w:lang w:bidi="ar-IQ"/>
-        </w:rPr>
-        <w:t>s</w:t>
-      </w:r>
-      <w:r>
-        <w:rPr>
-          <w:rFonts w:asciiTheme="majorBidi" w:hAnsiTheme="majorBidi" w:cstheme="majorBidi"/>
-          <w:sz w:val="24"/>
-          <w:szCs w:val="24"/>
-          <w:lang w:bidi="ar-IQ"/>
-        </w:rPr>
-        <w:t>emester</w:t>
-      </w:r>
-      <w:proofErr w:type="spellEnd"/>
-      <w:r>
-        <w:rPr>
-          <w:rFonts w:asciiTheme="majorBidi" w:hAnsiTheme="majorBidi" w:cstheme="majorBidi" w:hint="cs"/>
-          <w:sz w:val="24"/>
-          <w:szCs w:val="24"/>
-          <w:rtl/>
-          <w:lang w:bidi="ar-IQ"/>
-        </w:rPr>
-        <w:t>}} (سنة {{</w:t>
-      </w:r>
-      <w:r>
-        <w:rPr>
-          <w:rFonts w:asciiTheme="majorBidi" w:hAnsiTheme="majorBidi" w:cstheme="majorBidi"/>
-          <w:lang w:bidi="ar-IQ"/>
-        </w:rPr>
-        <w:t xml:space="preserve"> </w:t>
-      </w:r>
-      <w:proofErr w:type="spellStart"/>
-      <w:r>
-        <w:rPr>
-          <w:rFonts w:asciiTheme="majorBidi" w:hAnsiTheme="majorBidi" w:cstheme="majorBidi"/>
-          <w:lang w:bidi="ar-IQ"/>
-        </w:rPr>
-        <w:t>year.</w:t>
-      </w:r>
-      <w:r>
-        <w:rPr>
-          <w:rFonts w:asciiTheme="majorBidi" w:hAnsiTheme="majorBidi" w:cstheme="majorBidi"/>
-          <w:sz w:val="24"/>
-          <w:szCs w:val="24"/>
-          <w:lang w:bidi="ar-IQ"/>
-        </w:rPr>
-        <w:t>state</w:t>
-      </w:r>
-      <w:proofErr w:type="spellEnd"/>
+      <w:r>
+        <w:rPr>
+          <w:rFonts w:asciiTheme="majorBidi" w:hAnsiTheme="majorBidi" w:cstheme="majorBidi"/>
+          <w:lang w:bidi="ar-IQ"/>
+        </w:rPr>
+        <w:t>year.state</w:t>
+      </w:r>
       <w:r>
         <w:rPr>
           <w:rFonts w:asciiTheme="majorBidi" w:hAnsiTheme="majorBidi" w:cstheme="majorBidi" w:hint="cs"/>
@@ -3941,8 +3575,6 @@
     </w:p>
     <w:p>
       <w:pPr>
-        <w:keepNext/>
-        <w:keepLines/>
         <w:spacing w:line="240" w:lineRule="auto"/>
         <w:rPr>
           <w:rFonts w:asciiTheme="majorBidi" w:hAnsiTheme="majorBidi" w:cstheme="majorBidi"/>
@@ -3951,24 +3583,22 @@
       </w:pPr>
       <w:r>
         <w:rPr>
-          <w:rFonts w:asciiTheme="majorBidi" w:hAnsiTheme="majorBidi" w:cstheme="majorBidi"/>
-          <w:rtl/>
-          <w:lang w:bidi="ar-IQ"/>
-        </w:rPr>
-        <w:t xml:space="preserve">{% </w:t>
-      </w:r>
-      <w:proofErr w:type="spellStart"/>
-      <w:r>
-        <w:rPr>
-          <w:rFonts w:asciiTheme="majorBidi" w:hAnsiTheme="majorBidi" w:cstheme="majorBidi"/>
-          <w:lang w:bidi="ar-IQ"/>
-        </w:rPr>
-        <w:t>endfor</w:t>
-      </w:r>
-      <w:proofErr w:type="spellEnd"/>
-      <w:r>
-        <w:rPr>
-          <w:rFonts w:asciiTheme="majorBidi" w:hAnsiTheme="majorBidi" w:cstheme="majorBidi"/>
+          <w:rFonts w:asciiTheme="majorBidi" w:hAnsiTheme="majorBidi" w:cs="Times New Roman"/>
+          <w:rtl/>
+          <w:lang w:bidi="ar-IQ"/>
+        </w:rPr>
+        <w:t>{%</w:t>
+      </w:r>
+      <w:r>
+        <w:rPr>
+          <w:rFonts w:asciiTheme="majorBidi" w:hAnsiTheme="majorBidi" w:cstheme="majorBidi"/>
+          <w:lang w:bidi="ar-IQ"/>
+        </w:rPr>
+        <w:t>p endfor</w:t>
+      </w:r>
+      <w:r>
+        <w:rPr>
+          <w:rFonts w:asciiTheme="majorBidi" w:hAnsiTheme="majorBidi" w:cs="Times New Roman"/>
           <w:rtl/>
           <w:lang w:bidi="ar-IQ"/>
         </w:rPr>
@@ -3977,19 +3607,15 @@
     </w:p>
     <w:p>
       <w:pPr>
-        <w:rPr>
-          <w:rFonts w:asciiTheme="majorBidi" w:hAnsiTheme="majorBidi" w:cstheme="majorBidi"/>
-          <w:sz w:val="24"/>
-          <w:szCs w:val="24"/>
-          <w:rtl/>
-          <w:lang w:bidi="ar-IQ"/>
-        </w:rPr>
-      </w:pPr>
-      <w:r>
-        <w:rPr>
-          <w:rFonts w:asciiTheme="majorBidi" w:hAnsiTheme="majorBidi" w:cstheme="majorBidi"/>
-          <w:sz w:val="24"/>
-          <w:szCs w:val="24"/>
+        <w:spacing w:line="240" w:lineRule="auto"/>
+        <w:rPr>
+          <w:rFonts w:asciiTheme="majorBidi" w:hAnsiTheme="majorBidi" w:cs="Times New Roman"/>
+          <w:lang w:bidi="ar-IQ"/>
+        </w:rPr>
+      </w:pPr>
+      <w:r>
+        <w:rPr>
+          <w:rFonts w:asciiTheme="majorBidi" w:hAnsiTheme="majorBidi" w:cs="Times New Roman"/>
           <w:rtl/>
           <w:lang w:bidi="ar-IQ"/>
         </w:rPr>
@@ -3998,17 +3624,13 @@
       <w:r>
         <w:rPr>
           <w:rFonts w:asciiTheme="majorBidi" w:hAnsiTheme="majorBidi" w:cstheme="majorBidi"/>
-          <w:sz w:val="24"/>
-          <w:szCs w:val="24"/>
           <w:lang w:bidi="ar-IQ"/>
         </w:rPr>
         <w:t>p endif</w:t>
       </w:r>
       <w:r>
         <w:rPr>
-          <w:rFonts w:asciiTheme="majorBidi" w:hAnsiTheme="majorBidi" w:cstheme="majorBidi"/>
-          <w:sz w:val="24"/>
-          <w:szCs w:val="24"/>
+          <w:rFonts w:asciiTheme="majorBidi" w:hAnsiTheme="majorBidi" w:cs="Times New Roman"/>
           <w:rtl/>
           <w:lang w:bidi="ar-IQ"/>
         </w:rPr>
@@ -4017,17 +3639,17 @@
     </w:p>
     <w:p>
       <w:pPr>
-        <w:rPr>
-          <w:rFonts w:asciiTheme="majorBidi" w:hAnsiTheme="majorBidi" w:cstheme="majorBidi"/>
-          <w:sz w:val="24"/>
-          <w:szCs w:val="24"/>
-          <w:rtl/>
-          <w:lang w:bidi="ar-IQ"/>
-        </w:rPr>
-      </w:pPr>
-      <w:r>
-        <w:rPr>
-          <w:rFonts w:asciiTheme="majorBidi" w:hAnsiTheme="majorBidi" w:cstheme="majorBidi"/>
+        <w:spacing w:line="240" w:lineRule="auto"/>
+        <w:rPr>
+          <w:rFonts w:asciiTheme="majorBidi" w:hAnsiTheme="majorBidi" w:cstheme="majorBidi"/>
+          <w:sz w:val="24"/>
+          <w:szCs w:val="24"/>
+          <w:lang w:bidi="ar-IQ"/>
+        </w:rPr>
+      </w:pPr>
+      <w:r>
+        <w:rPr>
+          <w:rFonts w:asciiTheme="majorBidi" w:hAnsiTheme="majorBidi" w:cs="Times New Roman"/>
           <w:sz w:val="24"/>
           <w:szCs w:val="24"/>
           <w:rtl/>
@@ -4042,22 +3664,11 @@
           <w:szCs w:val="24"/>
           <w:lang w:bidi="ar-IQ"/>
         </w:rPr>
-        <w:t xml:space="preserve">p if </w:t>
-      </w:r>
-      <w:proofErr w:type="spellStart"/>
-      <w:r>
-        <w:rPr>
-          <w:rFonts w:asciiTheme="majorBidi" w:hAnsiTheme="majorBidi" w:cstheme="majorBidi"/>
-          <w:sz w:val="24"/>
-          <w:szCs w:val="24"/>
-          <w:lang w:bidi="ar-IQ"/>
-        </w:rPr>
-        <w:t>Passed_ON</w:t>
-      </w:r>
-      <w:proofErr w:type="spellEnd"/>
-      <w:r>
-        <w:rPr>
-          <w:rFonts w:asciiTheme="majorBidi" w:hAnsiTheme="majorBidi" w:cstheme="majorBidi"/>
+        <w:t>p if Passed_ON</w:t>
+      </w:r>
+      <w:r>
+        <w:rPr>
+          <w:rFonts w:asciiTheme="majorBidi" w:hAnsiTheme="majorBidi" w:cs="Times New Roman"/>
           <w:sz w:val="24"/>
           <w:szCs w:val="24"/>
           <w:rtl/>
@@ -4073,6 +3684,7 @@
           <w:ilvl w:val="0"/>
           <w:numId w:val="29"/>
         </w:numPr>
+        <w:spacing w:line="240" w:lineRule="auto"/>
         <w:rPr>
           <w:rFonts w:asciiTheme="majorBidi" w:hAnsiTheme="majorBidi" w:cstheme="majorBidi"/>
           <w:sz w:val="24"/>
@@ -4092,63 +3704,20 @@
     </w:p>
     <w:p>
       <w:pPr>
-        <w:rPr>
-          <w:rFonts w:asciiTheme="majorBidi" w:hAnsiTheme="majorBidi" w:cstheme="majorBidi"/>
-          <w:lang w:bidi="ar-IQ"/>
-        </w:rPr>
-      </w:pPr>
-      <w:r>
-        <w:rPr>
-          <w:rFonts w:asciiTheme="majorBidi" w:hAnsiTheme="majorBidi" w:cstheme="majorBidi"/>
-          <w:rtl/>
-          <w:lang w:bidi="ar-IQ"/>
-        </w:rPr>
-        <w:t xml:space="preserve">{% </w:t>
-      </w:r>
-      <w:r>
-        <w:rPr>
-          <w:rFonts w:asciiTheme="majorBidi" w:hAnsiTheme="majorBidi" w:cstheme="majorBidi"/>
-          <w:lang w:bidi="ar-IQ"/>
-        </w:rPr>
-        <w:t xml:space="preserve">for </w:t>
-      </w:r>
-      <w:proofErr w:type="spellStart"/>
-      <w:r>
-        <w:rPr>
-          <w:rFonts w:asciiTheme="majorBidi" w:hAnsiTheme="majorBidi" w:cstheme="majorBidi"/>
-          <w:lang w:bidi="ar-IQ"/>
-        </w:rPr>
-        <w:t>t_</w:t>
-      </w:r>
-      <w:r>
-        <w:rPr>
-          <w:rFonts w:asciiTheme="majorBidi" w:hAnsiTheme="majorBidi" w:cstheme="majorBidi"/>
-          <w:lang w:bidi="ar-IQ"/>
-        </w:rPr>
-        <w:t>year</w:t>
-      </w:r>
-      <w:proofErr w:type="spellEnd"/>
-      <w:r>
-        <w:rPr>
-          <w:rFonts w:asciiTheme="majorBidi" w:hAnsiTheme="majorBidi" w:cstheme="majorBidi"/>
-          <w:lang w:bidi="ar-IQ"/>
-        </w:rPr>
-        <w:t xml:space="preserve"> in</w:t>
-      </w:r>
-      <w:r>
-        <w:rPr>
-          <w:rFonts w:asciiTheme="majorBidi" w:hAnsiTheme="majorBidi" w:cstheme="majorBidi"/>
-          <w:lang w:bidi="ar-IQ"/>
-        </w:rPr>
-        <w:t xml:space="preserve"> attempts</w:t>
-      </w:r>
-      <w:r>
-        <w:rPr>
-          <w:rFonts w:asciiTheme="majorBidi" w:hAnsiTheme="majorBidi" w:cstheme="majorBidi"/>
-          <w:rtl/>
-          <w:lang w:bidi="ar-IQ"/>
-        </w:rPr>
-        <w:t xml:space="preserve"> %}</w:t>
+        <w:spacing w:line="240" w:lineRule="auto"/>
+        <w:rPr>
+          <w:rFonts w:asciiTheme="majorBidi" w:hAnsiTheme="majorBidi" w:cstheme="majorBidi"/>
+          <w:sz w:val="24"/>
+          <w:szCs w:val="24"/>
+          <w:lang w:bidi="ar-IQ"/>
+        </w:rPr>
+      </w:pPr>
+      <w:r>
+        <w:rPr>
+          <w:rFonts w:asciiTheme="majorBidi" w:hAnsiTheme="majorBidi" w:cstheme="majorBidi"/>
+          <w:lang w:bidi="ar-IQ"/>
+        </w:rPr>
+        <w:t>{%p for t_year in attempts %}</w:t>
       </w:r>
     </w:p>
     <w:p>
@@ -4158,6 +3727,7 @@
           <w:ilvl w:val="1"/>
           <w:numId w:val="29"/>
         </w:numPr>
+        <w:spacing w:line="240" w:lineRule="auto"/>
         <w:rPr>
           <w:rFonts w:asciiTheme="majorBidi" w:hAnsiTheme="majorBidi" w:cstheme="majorBidi"/>
           <w:sz w:val="24"/>
@@ -4198,32 +3768,25 @@
           <w:sz w:val="24"/>
           <w:szCs w:val="24"/>
         </w:rPr>
-        <w:t>{{t_</w:t>
-      </w:r>
-      <w:r>
-        <w:rPr>
-          <w:rFonts w:asciiTheme="majorBidi" w:hAnsiTheme="majorBidi" w:cstheme="majorBidi"/>
-          <w:lang w:bidi="ar-IQ"/>
+        <w:t>{{</w:t>
+      </w:r>
+      <w:r>
+        <w:rPr>
+          <w:rFonts w:ascii="Courier New" w:hAnsi="Courier New" w:cs="Courier New"/>
+          <w:color w:val="CCCCCC"/>
+          <w:sz w:val="17"/>
+          <w:szCs w:val="17"/>
         </w:rPr>
         <w:t xml:space="preserve"> </w:t>
       </w:r>
-      <w:proofErr w:type="spellStart"/>
-      <w:r>
-        <w:rPr>
-          <w:rFonts w:asciiTheme="majorBidi" w:hAnsiTheme="majorBidi" w:cstheme="majorBidi"/>
-          <w:lang w:bidi="ar-IQ"/>
-        </w:rPr>
-        <w:t>year</w:t>
-      </w:r>
-      <w:r>
-        <w:rPr>
-          <w:rFonts w:asciiTheme="majorBidi" w:hAnsiTheme="majorBidi" w:cstheme="majorBidi"/>
-          <w:sz w:val="24"/>
-          <w:szCs w:val="24"/>
-        </w:rPr>
-        <w:t>.year</w:t>
-      </w:r>
-      <w:proofErr w:type="spellEnd"/>
+      <w:r>
+        <w:rPr>
+          <w:rFonts w:asciiTheme="majorBidi" w:hAnsiTheme="majorBidi" w:cstheme="majorBidi"/>
+          <w:sz w:val="24"/>
+          <w:szCs w:val="24"/>
+        </w:rPr>
+        <w:t>t_year.year</w:t>
+      </w:r>
       <w:r>
         <w:rPr>
           <w:rFonts w:asciiTheme="majorBidi" w:hAnsiTheme="majorBidi" w:cstheme="majorBidi"/>
@@ -4264,32 +3827,25 @@
           <w:sz w:val="24"/>
           <w:szCs w:val="24"/>
         </w:rPr>
-        <w:t>{{t_</w:t>
-      </w:r>
-      <w:r>
-        <w:rPr>
-          <w:rFonts w:asciiTheme="majorBidi" w:hAnsiTheme="majorBidi" w:cstheme="majorBidi"/>
-          <w:lang w:bidi="ar-IQ"/>
+        <w:t>{{</w:t>
+      </w:r>
+      <w:r>
+        <w:rPr>
+          <w:rFonts w:ascii="Courier New" w:hAnsi="Courier New" w:cs="Courier New"/>
+          <w:color w:val="CCCCCC"/>
+          <w:sz w:val="17"/>
+          <w:szCs w:val="17"/>
         </w:rPr>
         <w:t xml:space="preserve"> </w:t>
       </w:r>
-      <w:proofErr w:type="spellStart"/>
-      <w:r>
-        <w:rPr>
-          <w:rFonts w:asciiTheme="majorBidi" w:hAnsiTheme="majorBidi" w:cstheme="majorBidi"/>
-          <w:lang w:bidi="ar-IQ"/>
-        </w:rPr>
-        <w:t>year</w:t>
-      </w:r>
-      <w:r>
-        <w:rPr>
-          <w:rFonts w:asciiTheme="majorBidi" w:hAnsiTheme="majorBidi" w:cstheme="majorBidi"/>
-          <w:sz w:val="24"/>
-          <w:szCs w:val="24"/>
-        </w:rPr>
-        <w:t>.stage</w:t>
-      </w:r>
-      <w:proofErr w:type="spellEnd"/>
+      <w:r>
+        <w:rPr>
+          <w:rFonts w:asciiTheme="majorBidi" w:hAnsiTheme="majorBidi" w:cstheme="majorBidi"/>
+          <w:sz w:val="24"/>
+          <w:szCs w:val="24"/>
+        </w:rPr>
+        <w:t>t_year.stage</w:t>
+      </w:r>
       <w:r>
         <w:rPr>
           <w:rFonts w:asciiTheme="majorBidi" w:hAnsiTheme="majorBidi" w:cstheme="majorBidi"/>
@@ -4321,32 +3877,25 @@
           <w:sz w:val="24"/>
           <w:szCs w:val="24"/>
         </w:rPr>
-        <w:t>{{t_</w:t>
-      </w:r>
-      <w:r>
-        <w:rPr>
-          <w:rFonts w:asciiTheme="majorBidi" w:hAnsiTheme="majorBidi" w:cstheme="majorBidi"/>
-          <w:lang w:bidi="ar-IQ"/>
+        <w:t>{{</w:t>
+      </w:r>
+      <w:r>
+        <w:rPr>
+          <w:rFonts w:ascii="Courier New" w:hAnsi="Courier New" w:cs="Courier New"/>
+          <w:color w:val="CCCCCC"/>
+          <w:sz w:val="17"/>
+          <w:szCs w:val="17"/>
         </w:rPr>
         <w:t xml:space="preserve"> </w:t>
       </w:r>
-      <w:proofErr w:type="spellStart"/>
-      <w:r>
-        <w:rPr>
-          <w:rFonts w:asciiTheme="majorBidi" w:hAnsiTheme="majorBidi" w:cstheme="majorBidi"/>
-          <w:lang w:bidi="ar-IQ"/>
-        </w:rPr>
-        <w:t>year</w:t>
-      </w:r>
-      <w:r>
-        <w:rPr>
-          <w:rFonts w:asciiTheme="majorBidi" w:hAnsiTheme="majorBidi" w:cstheme="majorBidi"/>
-          <w:sz w:val="24"/>
-          <w:szCs w:val="24"/>
-        </w:rPr>
-        <w:t>.subjects</w:t>
-      </w:r>
-      <w:proofErr w:type="spellEnd"/>
+      <w:r>
+        <w:rPr>
+          <w:rFonts w:asciiTheme="majorBidi" w:hAnsiTheme="majorBidi" w:cstheme="majorBidi"/>
+          <w:sz w:val="24"/>
+          <w:szCs w:val="24"/>
+        </w:rPr>
+        <w:t>t_year.subjects</w:t>
+      </w:r>
       <w:r>
         <w:rPr>
           <w:rFonts w:asciiTheme="majorBidi" w:hAnsiTheme="majorBidi" w:cstheme="majorBidi"/>
@@ -4367,33 +3916,24 @@
     </w:p>
     <w:p>
       <w:pPr>
-        <w:rPr>
-          <w:rFonts w:asciiTheme="majorBidi" w:hAnsiTheme="majorBidi" w:cstheme="majorBidi"/>
-          <w:sz w:val="24"/>
-          <w:szCs w:val="24"/>
-          <w:lang w:bidi="ar-IQ"/>
-        </w:rPr>
-      </w:pPr>
-      <w:r>
+        <w:spacing w:line="240" w:lineRule="auto"/>
         <w:rPr>
           <w:rFonts w:asciiTheme="majorBidi" w:hAnsiTheme="majorBidi" w:cstheme="majorBidi"/>
           <w:sz w:val="20"/>
           <w:szCs w:val="20"/>
-          <w:rtl/>
-          <w:lang w:bidi="ar-IQ"/>
-        </w:rPr>
-        <w:t>{%</w:t>
-      </w:r>
-      <w:r>
-        <w:rPr>
-          <w:rFonts w:asciiTheme="majorBidi" w:hAnsiTheme="majorBidi" w:cstheme="majorBidi"/>
+          <w:lang w:bidi="ar-IQ"/>
+        </w:rPr>
+      </w:pPr>
+      <w:r>
+        <w:rPr>
+          <w:rFonts w:asciiTheme="majorBidi" w:hAnsiTheme="majorBidi" w:cs="Times New Roman"/>
           <w:sz w:val="20"/>
           <w:szCs w:val="20"/>
-          <w:lang w:bidi="ar-IQ"/>
-        </w:rPr>
-        <w:t xml:space="preserve">tr for row in </w:t>
-      </w:r>
-      <w:proofErr w:type="spellStart"/>
+          <w:rtl/>
+          <w:lang w:bidi="ar-IQ"/>
+        </w:rPr>
+        <w:t>{%</w:t>
+      </w:r>
       <w:r>
         <w:rPr>
           <w:rFonts w:asciiTheme="majorBidi" w:hAnsiTheme="majorBidi" w:cstheme="majorBidi"/>
@@ -4401,12 +3941,11 @@
           <w:szCs w:val="20"/>
           <w:lang w:bidi="ar-IQ"/>
         </w:rPr>
-        <w:t>pair.rows</w:t>
-      </w:r>
-      <w:proofErr w:type="spellEnd"/>
-      <w:r>
-        <w:rPr>
-          <w:rFonts w:asciiTheme="majorBidi" w:hAnsiTheme="majorBidi" w:cstheme="majorBidi"/>
+        <w:t>p endfor</w:t>
+      </w:r>
+      <w:r>
+        <w:rPr>
+          <w:rFonts w:asciiTheme="majorBidi" w:hAnsiTheme="majorBidi" w:cs="Times New Roman"/>
           <w:sz w:val="20"/>
           <w:szCs w:val="20"/>
           <w:rtl/>
@@ -4417,18 +3956,19 @@
     </w:p>
     <w:p>
       <w:pPr>
-        <w:rPr>
-          <w:rFonts w:asciiTheme="majorBidi" w:hAnsiTheme="majorBidi" w:cstheme="majorBidi"/>
-          <w:sz w:val="24"/>
-          <w:szCs w:val="24"/>
-          <w:rtl/>
-        </w:rPr>
-      </w:pPr>
-      <w:r>
-        <w:rPr>
-          <w:rFonts w:asciiTheme="majorBidi" w:hAnsiTheme="majorBidi" w:cstheme="majorBidi"/>
-          <w:sz w:val="24"/>
-          <w:szCs w:val="24"/>
+        <w:spacing w:line="240" w:lineRule="auto"/>
+        <w:rPr>
+          <w:rFonts w:asciiTheme="majorBidi" w:hAnsiTheme="majorBidi" w:cstheme="majorBidi"/>
+          <w:sz w:val="24"/>
+          <w:szCs w:val="24"/>
+          <w:lang w:bidi="ar-IQ"/>
+        </w:rPr>
+      </w:pPr>
+      <w:r>
+        <w:rPr>
+          <w:rFonts w:asciiTheme="majorBidi" w:hAnsiTheme="majorBidi" w:cs="Times New Roman"/>
+          <w:sz w:val="20"/>
+          <w:szCs w:val="20"/>
           <w:rtl/>
           <w:lang w:bidi="ar-IQ"/>
         </w:rPr>
@@ -4437,30 +3977,21 @@
       <w:r>
         <w:rPr>
           <w:rFonts w:asciiTheme="majorBidi" w:hAnsiTheme="majorBidi" w:cstheme="majorBidi"/>
-          <w:sz w:val="24"/>
-          <w:szCs w:val="24"/>
+          <w:sz w:val="20"/>
+          <w:szCs w:val="20"/>
           <w:lang w:bidi="ar-IQ"/>
         </w:rPr>
         <w:t>p endif</w:t>
       </w:r>
       <w:r>
         <w:rPr>
-          <w:rFonts w:asciiTheme="majorBidi" w:hAnsiTheme="majorBidi" w:cstheme="majorBidi"/>
-          <w:sz w:val="24"/>
-          <w:szCs w:val="24"/>
+          <w:rFonts w:asciiTheme="majorBidi" w:hAnsiTheme="majorBidi" w:cs="Times New Roman"/>
+          <w:sz w:val="20"/>
+          <w:szCs w:val="20"/>
           <w:rtl/>
           <w:lang w:bidi="ar-IQ"/>
         </w:rPr>
         <w:t xml:space="preserve"> %}</w:t>
-      </w:r>
-      <w:r>
-        <w:rPr>
-          <w:rFonts w:asciiTheme="majorBidi" w:hAnsiTheme="majorBidi" w:cstheme="majorBidi"/>
-          <w:sz w:val="24"/>
-          <w:szCs w:val="24"/>
-          <w:rtl/>
-        </w:rPr>
-        <w:t xml:space="preserve"> </w:t>
       </w:r>
     </w:p>
     <w:p>
@@ -4470,6 +4001,7 @@
           <w:ilvl w:val="0"/>
           <w:numId w:val="29"/>
         </w:numPr>
+        <w:spacing w:line="240" w:lineRule="auto"/>
         <w:rPr>
           <w:rFonts w:asciiTheme="majorBidi" w:hAnsiTheme="majorBidi" w:cstheme="majorBidi"/>
           <w:sz w:val="24"/>
@@ -4536,6 +4068,7 @@
           <w:ilvl w:val="0"/>
           <w:numId w:val="29"/>
         </w:numPr>
+        <w:spacing w:line="240" w:lineRule="auto"/>
         <w:rPr>
           <w:rFonts w:asciiTheme="majorBidi" w:hAnsiTheme="majorBidi" w:cstheme="majorBidi"/>
           <w:sz w:val="24"/>
@@ -4608,7 +4141,8 @@
       </w:r>
     </w:p>
     <w:sectPr>
-      <w:footerReference w:type="default" r:id="rId12"/>
+      <w:headerReference w:type="default" r:id="rId14"/>
+      <w:footerReference w:type="default" r:id="rId15"/>
       <w:pgSz w:w="11906" w:h="16838"/>
       <w:pgMar w:top="720" w:right="720" w:bottom="284" w:left="720" w:header="283" w:footer="292" w:gutter="0"/>
       <w:cols w:space="708"/>
@@ -4650,6 +4184,16 @@
   <w:p>
     <w:pPr>
       <w:pStyle w:val="Footer"/>
+    </w:pPr>
+  </w:p>
+</w:ftr>
+</file>
+
+<file path=word/footer2.xml><?xml version="1.0" encoding="utf-8"?>
+<w:ftr xmlns:wpc="http://schemas.microsoft.com/office/word/2010/wordprocessingCanvas" xmlns:cx="http://schemas.microsoft.com/office/drawing/2014/chartex" xmlns:cx1="http://schemas.microsoft.com/office/drawing/2015/9/8/chartex" xmlns:cx2="http://schemas.microsoft.com/office/drawing/2015/10/21/chartex" xmlns:cx3="http://schemas.microsoft.com/office/drawing/2016/5/9/chartex" xmlns:cx4="http://schemas.microsoft.com/office/drawing/2016/5/10/chartex" xmlns:cx5="http://schemas.microsoft.com/office/drawing/2016/5/11/chartex" xmlns:cx6="http://schemas.microsoft.com/office/drawing/2016/5/12/chartex" xmlns:cx7="http://schemas.microsoft.com/office/drawing/2016/5/13/chartex" xmlns:cx8="http://schemas.microsoft.com/office/drawing/2016/5/14/chartex" xmlns:mc="http://schemas.openxmlformats.org/markup-compatibility/2006" xmlns:aink="http://schemas.microsoft.com/office/drawing/2016/ink" xmlns:am3d="http://schemas.microsoft.com/office/drawing/2017/model3d" xmlns:o="urn:schemas-microsoft-com:office:office" xmlns:oel="http://schemas.microsoft.com/office/2019/extlst" xmlns:r="http://schemas.openxmlformats.org/officeDocument/2006/relationships" xmlns:m="http://schemas.openxmlformats.org/officeDocument/2006/math" xmlns:v="urn:schemas-microsoft-com:vml" xmlns:wp14="http://schemas.microsoft.com/office/word/2010/wordprocessingDrawing" xmlns:wp="http://schemas.openxmlformats.org/drawingml/2006/wordprocessingDrawing" xmlns:w10="urn:schemas-microsoft-com:office:word" xmlns:w="http://schemas.openxmlformats.org/wordprocessingml/2006/main" xmlns:w14="http://schemas.microsoft.com/office/word/2010/wordml" xmlns:w15="http://schemas.microsoft.com/office/word/2012/wordml" xmlns:w16cex="http://schemas.microsoft.com/office/word/2018/wordml/cex" xmlns:w16cid="http://schemas.microsoft.com/office/word/2016/wordml/cid" xmlns:w16="http://schemas.microsoft.com/office/word/2018/wordml" xmlns:w16du="http://schemas.microsoft.com/office/word/2023/wordml/word16du" xmlns:w16sdtdh="http://schemas.microsoft.com/office/word/2020/wordml/sdtdatahash" xmlns:w16sdtfl="http://schemas.microsoft.com/office/word/2024/wordml/sdtformatlock" xmlns:w16se="http://schemas.microsoft.com/office/word/2015/wordml/symex" xmlns:wpg="http://schemas.microsoft.com/office/word/2010/wordprocessingGroup" xmlns:wpi="http://schemas.microsoft.com/office/word/2010/wordprocessingInk" xmlns:wne="http://schemas.microsoft.com/office/word/2006/wordml" xmlns:wps="http://schemas.microsoft.com/office/word/2010/wordprocessingShape" mc:Ignorable="w14 w15 w16se w16cid w16 w16cex w16sdtdh w16sdtfl w16du wp14">
+  <w:p>
+    <w:pPr>
+      <w:pStyle w:val="Footer"/>
       <w:bidi w:val="0"/>
       <w:jc w:val="center"/>
       <w:rPr>
@@ -4831,7 +4375,17 @@
 </w:ftr>
 </file>
 
-<file path=word/footer2.xml><?xml version="1.0" encoding="utf-8"?>
+<file path=word/footer3.xml><?xml version="1.0" encoding="utf-8"?>
+<w:ftr xmlns:wpc="http://schemas.microsoft.com/office/word/2010/wordprocessingCanvas" xmlns:cx="http://schemas.microsoft.com/office/drawing/2014/chartex" xmlns:cx1="http://schemas.microsoft.com/office/drawing/2015/9/8/chartex" xmlns:cx2="http://schemas.microsoft.com/office/drawing/2015/10/21/chartex" xmlns:cx3="http://schemas.microsoft.com/office/drawing/2016/5/9/chartex" xmlns:cx4="http://schemas.microsoft.com/office/drawing/2016/5/10/chartex" xmlns:cx5="http://schemas.microsoft.com/office/drawing/2016/5/11/chartex" xmlns:cx6="http://schemas.microsoft.com/office/drawing/2016/5/12/chartex" xmlns:cx7="http://schemas.microsoft.com/office/drawing/2016/5/13/chartex" xmlns:cx8="http://schemas.microsoft.com/office/drawing/2016/5/14/chartex" xmlns:mc="http://schemas.openxmlformats.org/markup-compatibility/2006" xmlns:aink="http://schemas.microsoft.com/office/drawing/2016/ink" xmlns:am3d="http://schemas.microsoft.com/office/drawing/2017/model3d" xmlns:o="urn:schemas-microsoft-com:office:office" xmlns:oel="http://schemas.microsoft.com/office/2019/extlst" xmlns:r="http://schemas.openxmlformats.org/officeDocument/2006/relationships" xmlns:m="http://schemas.openxmlformats.org/officeDocument/2006/math" xmlns:v="urn:schemas-microsoft-com:vml" xmlns:wp14="http://schemas.microsoft.com/office/word/2010/wordprocessingDrawing" xmlns:wp="http://schemas.openxmlformats.org/drawingml/2006/wordprocessingDrawing" xmlns:w10="urn:schemas-microsoft-com:office:word" xmlns:w="http://schemas.openxmlformats.org/wordprocessingml/2006/main" xmlns:w14="http://schemas.microsoft.com/office/word/2010/wordml" xmlns:w15="http://schemas.microsoft.com/office/word/2012/wordml" xmlns:w16cex="http://schemas.microsoft.com/office/word/2018/wordml/cex" xmlns:w16cid="http://schemas.microsoft.com/office/word/2016/wordml/cid" xmlns:w16="http://schemas.microsoft.com/office/word/2018/wordml" xmlns:w16du="http://schemas.microsoft.com/office/word/2023/wordml/word16du" xmlns:w16sdtdh="http://schemas.microsoft.com/office/word/2020/wordml/sdtdatahash" xmlns:w16sdtfl="http://schemas.microsoft.com/office/word/2024/wordml/sdtformatlock" xmlns:w16se="http://schemas.microsoft.com/office/word/2015/wordml/symex" xmlns:wpg="http://schemas.microsoft.com/office/word/2010/wordprocessingGroup" xmlns:wpi="http://schemas.microsoft.com/office/word/2010/wordprocessingInk" xmlns:wne="http://schemas.microsoft.com/office/word/2006/wordml" xmlns:wps="http://schemas.microsoft.com/office/word/2010/wordprocessingShape" mc:Ignorable="w14 w15 w16se w16cid w16 w16cex w16sdtdh w16sdtfl w16du wp14">
+  <w:p>
+    <w:pPr>
+      <w:pStyle w:val="Footer"/>
+    </w:pPr>
+  </w:p>
+</w:ftr>
+</file>
+
+<file path=word/footer4.xml><?xml version="1.0" encoding="utf-8"?>
 <w:ftr xmlns:wpc="http://schemas.microsoft.com/office/word/2010/wordprocessingCanvas" xmlns:cx="http://schemas.microsoft.com/office/drawing/2014/chartex" xmlns:cx1="http://schemas.microsoft.com/office/drawing/2015/9/8/chartex" xmlns:cx2="http://schemas.microsoft.com/office/drawing/2015/10/21/chartex" xmlns:cx3="http://schemas.microsoft.com/office/drawing/2016/5/9/chartex" xmlns:cx4="http://schemas.microsoft.com/office/drawing/2016/5/10/chartex" xmlns:cx5="http://schemas.microsoft.com/office/drawing/2016/5/11/chartex" xmlns:cx6="http://schemas.microsoft.com/office/drawing/2016/5/12/chartex" xmlns:cx7="http://schemas.microsoft.com/office/drawing/2016/5/13/chartex" xmlns:cx8="http://schemas.microsoft.com/office/drawing/2016/5/14/chartex" xmlns:mc="http://schemas.openxmlformats.org/markup-compatibility/2006" xmlns:aink="http://schemas.microsoft.com/office/drawing/2016/ink" xmlns:am3d="http://schemas.microsoft.com/office/drawing/2017/model3d" xmlns:o="urn:schemas-microsoft-com:office:office" xmlns:oel="http://schemas.microsoft.com/office/2019/extlst" xmlns:r="http://schemas.openxmlformats.org/officeDocument/2006/relationships" xmlns:m="http://schemas.openxmlformats.org/officeDocument/2006/math" xmlns:v="urn:schemas-microsoft-com:vml" xmlns:wp14="http://schemas.microsoft.com/office/word/2010/wordprocessingDrawing" xmlns:wp="http://schemas.openxmlformats.org/drawingml/2006/wordprocessingDrawing" xmlns:w10="urn:schemas-microsoft-com:office:word" xmlns:w="http://schemas.openxmlformats.org/wordprocessingml/2006/main" xmlns:w14="http://schemas.microsoft.com/office/word/2010/wordml" xmlns:w15="http://schemas.microsoft.com/office/word/2012/wordml" xmlns:w16cex="http://schemas.microsoft.com/office/word/2018/wordml/cex" xmlns:w16cid="http://schemas.microsoft.com/office/word/2016/wordml/cid" xmlns:w16="http://schemas.microsoft.com/office/word/2018/wordml" xmlns:w16du="http://schemas.microsoft.com/office/word/2023/wordml/word16du" xmlns:w16sdtdh="http://schemas.microsoft.com/office/word/2020/wordml/sdtdatahash" xmlns:w16sdtfl="http://schemas.microsoft.com/office/word/2024/wordml/sdtformatlock" xmlns:w16se="http://schemas.microsoft.com/office/word/2015/wordml/symex" xmlns:wpg="http://schemas.microsoft.com/office/word/2010/wordprocessingGroup" xmlns:wpi="http://schemas.microsoft.com/office/word/2010/wordprocessingInk" xmlns:wne="http://schemas.microsoft.com/office/word/2006/wordml" xmlns:wps="http://schemas.microsoft.com/office/word/2010/wordprocessingShape" mc:Ignorable="w14 w15 w16se w16cid w16 w16cex w16sdtdh w16sdtfl w16du wp14">
   <w:p>
     <w:pPr>
@@ -5062,6 +4616,44 @@
         <w:lang w:bidi="ar-IQ"/>
       </w:rPr>
     </w:pPr>
+    <w:r>
+      <w:rPr>
+        <w:rFonts w:asciiTheme="minorBidi" w:hAnsiTheme="minorBidi" w:cstheme="minorBidi"/>
+        <w:sz w:val="24"/>
+        <w:szCs w:val="24"/>
+        <w:rtl/>
+      </w:rPr>
+      <w:t xml:space="preserve">الاسم الكامل: </w:t>
+    </w:r>
+    <w:r>
+      <w:rPr>
+        <w:rFonts w:asciiTheme="minorBidi" w:hAnsiTheme="minorBidi" w:cstheme="minorBidi"/>
+        <w:sz w:val="24"/>
+        <w:szCs w:val="24"/>
+        <w:rtl/>
+        <w:lang w:bidi="ar-IQ"/>
+      </w:rPr>
+      <w:t>{{</w:t>
+    </w:r>
+    <w:r>
+      <w:rPr>
+        <w:rFonts w:asciiTheme="minorBidi" w:hAnsiTheme="minorBidi" w:cstheme="minorBidi"/>
+        <w:sz w:val="24"/>
+        <w:szCs w:val="24"/>
+        <w:lang w:bidi="ar-IQ"/>
+      </w:rPr>
+      <w:t>student_name</w:t>
+    </w:r>
+    <w:r>
+      <w:rPr>
+        <w:rFonts w:asciiTheme="minorBidi" w:hAnsiTheme="minorBidi" w:cstheme="minorBidi"/>
+        <w:sz w:val="24"/>
+        <w:szCs w:val="24"/>
+        <w:rtl/>
+        <w:lang w:bidi="ar-IQ"/>
+      </w:rPr>
+      <w:t>}}</w:t>
+    </w:r>
   </w:p>
 </w:hdr>
 </file>
@@ -5109,6 +4701,142 @@
 </w:hdr>
 </file>
 
+<file path=word/header4.xml><?xml version="1.0" encoding="utf-8"?>
+<w:hdr xmlns:wpc="http://schemas.microsoft.com/office/word/2010/wordprocessingCanvas" xmlns:cx="http://schemas.microsoft.com/office/drawing/2014/chartex" xmlns:cx1="http://schemas.microsoft.com/office/drawing/2015/9/8/chartex" xmlns:cx2="http://schemas.microsoft.com/office/drawing/2015/10/21/chartex" xmlns:cx3="http://schemas.microsoft.com/office/drawing/2016/5/9/chartex" xmlns:cx4="http://schemas.microsoft.com/office/drawing/2016/5/10/chartex" xmlns:cx5="http://schemas.microsoft.com/office/drawing/2016/5/11/chartex" xmlns:cx6="http://schemas.microsoft.com/office/drawing/2016/5/12/chartex" xmlns:cx7="http://schemas.microsoft.com/office/drawing/2016/5/13/chartex" xmlns:cx8="http://schemas.microsoft.com/office/drawing/2016/5/14/chartex" xmlns:mc="http://schemas.openxmlformats.org/markup-compatibility/2006" xmlns:aink="http://schemas.microsoft.com/office/drawing/2016/ink" xmlns:am3d="http://schemas.microsoft.com/office/drawing/2017/model3d" xmlns:o="urn:schemas-microsoft-com:office:office" xmlns:oel="http://schemas.microsoft.com/office/2019/extlst" xmlns:r="http://schemas.openxmlformats.org/officeDocument/2006/relationships" xmlns:m="http://schemas.openxmlformats.org/officeDocument/2006/math" xmlns:v="urn:schemas-microsoft-com:vml" xmlns:wp14="http://schemas.microsoft.com/office/word/2010/wordprocessingDrawing" xmlns:wp="http://schemas.openxmlformats.org/drawingml/2006/wordprocessingDrawing" xmlns:w10="urn:schemas-microsoft-com:office:word" xmlns:w="http://schemas.openxmlformats.org/wordprocessingml/2006/main" xmlns:w14="http://schemas.microsoft.com/office/word/2010/wordml" xmlns:w15="http://schemas.microsoft.com/office/word/2012/wordml" xmlns:w16cex="http://schemas.microsoft.com/office/word/2018/wordml/cex" xmlns:w16cid="http://schemas.microsoft.com/office/word/2016/wordml/cid" xmlns:w16="http://schemas.microsoft.com/office/word/2018/wordml" xmlns:w16du="http://schemas.microsoft.com/office/word/2023/wordml/word16du" xmlns:w16sdtdh="http://schemas.microsoft.com/office/word/2020/wordml/sdtdatahash" xmlns:w16sdtfl="http://schemas.microsoft.com/office/word/2024/wordml/sdtformatlock" xmlns:w16se="http://schemas.microsoft.com/office/word/2015/wordml/symex" xmlns:wpg="http://schemas.microsoft.com/office/word/2010/wordprocessingGroup" xmlns:wpi="http://schemas.microsoft.com/office/word/2010/wordprocessingInk" xmlns:wne="http://schemas.microsoft.com/office/word/2006/wordml" xmlns:wps="http://schemas.microsoft.com/office/word/2010/wordprocessingShape" mc:Ignorable="w14 w15 w16se w16cid w16 w16cex w16sdtdh w16sdtfl w16du wp14">
+  <w:p>
+    <w:pPr>
+      <w:pStyle w:val="Header"/>
+      <w:jc w:val="center"/>
+      <w:rPr>
+        <w:rtl/>
+        <w:lang w:bidi="ar-IQ"/>
+      </w:rPr>
+    </w:pPr>
+  </w:p>
+  <w:p>
+    <w:pPr>
+      <w:pStyle w:val="Header"/>
+      <w:bidi w:val="0"/>
+      <w:jc w:val="both"/>
+      <w:rPr>
+        <w:lang w:bidi="ar-IQ"/>
+      </w:rPr>
+    </w:pPr>
+  </w:p>
+  <w:p>
+    <w:pPr>
+      <w:pStyle w:val="Header"/>
+      <w:bidi w:val="0"/>
+      <w:ind w:left="1440"/>
+      <w:jc w:val="right"/>
+      <w:rPr>
+        <w:rtl/>
+        <w:lang w:bidi="ar-IQ"/>
+      </w:rPr>
+    </w:pPr>
+  </w:p>
+  <w:p>
+    <w:pPr>
+      <w:pStyle w:val="Header"/>
+      <w:bidi w:val="0"/>
+      <w:rPr>
+        <w:lang w:bidi="ar-IQ"/>
+      </w:rPr>
+    </w:pPr>
+  </w:p>
+  <w:p>
+    <w:pPr>
+      <w:pStyle w:val="Header"/>
+      <w:rPr>
+        <w:lang w:bidi="ar-IQ"/>
+      </w:rPr>
+    </w:pPr>
+  </w:p>
+  <w:p>
+    <w:pPr>
+      <w:pStyle w:val="Header"/>
+      <w:rPr>
+        <w:lang w:bidi="ar-IQ"/>
+      </w:rPr>
+    </w:pPr>
+  </w:p>
+  <w:p>
+    <w:pPr>
+      <w:pStyle w:val="Header"/>
+      <w:tabs>
+        <w:tab w:val="clear" w:pos="4153"/>
+        <w:tab w:val="clear" w:pos="8306"/>
+        <w:tab w:val="left" w:pos="1320"/>
+      </w:tabs>
+      <w:rPr>
+        <w:lang w:bidi="ar-IQ"/>
+      </w:rPr>
+    </w:pPr>
+    <w:r>
+      <w:rPr>
+        <w:rtl/>
+        <w:lang w:bidi="ar-IQ"/>
+      </w:rPr>
+      <w:tab/>
+    </w:r>
+  </w:p>
+  <w:p>
+    <w:pPr>
+      <w:pStyle w:val="Header"/>
+      <w:tabs>
+        <w:tab w:val="clear" w:pos="4153"/>
+        <w:tab w:val="clear" w:pos="8306"/>
+        <w:tab w:val="left" w:pos="6480"/>
+      </w:tabs>
+      <w:rPr>
+        <w:lang w:bidi="ar-IQ"/>
+      </w:rPr>
+    </w:pPr>
+    <w:r>
+      <w:rPr>
+        <w:rtl/>
+        <w:lang w:bidi="ar-IQ"/>
+      </w:rPr>
+      <w:tab/>
+    </w:r>
+  </w:p>
+  <w:p>
+    <w:pPr>
+      <w:pStyle w:val="Header"/>
+      <w:rPr>
+        <w:lang w:bidi="ar-IQ"/>
+      </w:rPr>
+    </w:pPr>
+  </w:p>
+  <w:p>
+    <w:pPr>
+      <w:pStyle w:val="Header"/>
+      <w:rPr>
+        <w:sz w:val="12"/>
+        <w:szCs w:val="12"/>
+        <w:lang w:bidi="ar-IQ"/>
+      </w:rPr>
+    </w:pPr>
+  </w:p>
+  <w:p>
+    <w:pPr>
+      <w:pStyle w:val="Header"/>
+      <w:rPr>
+        <w:lang w:bidi="ar-IQ"/>
+      </w:rPr>
+    </w:pPr>
+  </w:p>
+  <w:p>
+    <w:pPr>
+      <w:pStyle w:val="Header"/>
+      <w:rPr>
+        <w:lang w:bidi="ar-IQ"/>
+      </w:rPr>
+    </w:pPr>
+  </w:p>
+</w:hdr>
+</file>
+
 <file path=word/numbering.xml><?xml version="1.0" encoding="utf-8"?>
 <w:numbering xmlns:wpc="http://schemas.microsoft.com/office/word/2010/wordprocessingCanvas" xmlns:cx="http://schemas.microsoft.com/office/drawing/2014/chartex" xmlns:cx1="http://schemas.microsoft.com/office/drawing/2015/9/8/chartex" xmlns:cx2="http://schemas.microsoft.com/office/drawing/2015/10/21/chartex" xmlns:cx3="http://schemas.microsoft.com/office/drawing/2016/5/9/chartex" xmlns:cx4="http://schemas.microsoft.com/office/drawing/2016/5/10/chartex" xmlns:cx5="http://schemas.microsoft.com/office/drawing/2016/5/11/chartex" xmlns:cx6="http://schemas.microsoft.com/office/drawing/2016/5/12/chartex" xmlns:cx7="http://schemas.microsoft.com/office/drawing/2016/5/13/chartex" xmlns:cx8="http://schemas.microsoft.com/office/drawing/2016/5/14/chartex" xmlns:mc="http://schemas.openxmlformats.org/markup-compatibility/2006" xmlns:aink="http://schemas.microsoft.com/office/drawing/2016/ink" xmlns:am3d="http://schemas.microsoft.com/office/drawing/2017/model3d" xmlns:o="urn:schemas-microsoft-com:office:office" xmlns:oel="http://schemas.microsoft.com/office/2019/extlst" xmlns:r="http://schemas.openxmlformats.org/officeDocument/2006/relationships" xmlns:m="http://schemas.openxmlformats.org/officeDocument/2006/math" xmlns:v="urn:schemas-microsoft-com:vml" xmlns:wp14="http://schemas.microsoft.com/office/word/2010/wordprocessingDrawing" xmlns:wp="http://schemas.openxmlformats.org/drawingml/2006/wordprocessingDrawing" xmlns:w10="urn:schemas-microsoft-com:office:word" xmlns:w="http://schemas.openxmlformats.org/wordprocessingml/2006/main" xmlns:w14="http://schemas.microsoft.com/office/word/2010/wordml" xmlns:w15="http://schemas.microsoft.com/office/word/2012/wordml" xmlns:w16cex="http://schemas.microsoft.com/office/word/2018/wordml/cex" xmlns:w16cid="http://schemas.microsoft.com/office/word/2016/wordml/cid" xmlns:w16="http://schemas.microsoft.com/office/word/2018/wordml" xmlns:w16du="http://schemas.microsoft.com/office/word/2023/wordml/word16du" xmlns:w16sdtdh="http://schemas.microsoft.com/office/word/2020/wordml/sdtdatahash" xmlns:w16sdtfl="http://schemas.microsoft.com/office/word/2024/wordml/sdtformatlock" xmlns:w16se="http://schemas.microsoft.com/office/word/2015/wordml/symex" xmlns:wpg="http://schemas.microsoft.com/office/word/2010/wordprocessingGroup" xmlns:wpi="http://schemas.microsoft.com/office/word/2010/wordprocessingInk" xmlns:wne="http://schemas.microsoft.com/office/word/2006/wordml" xmlns:wps="http://schemas.microsoft.com/office/word/2010/wordprocessingShape" mc:Ignorable="w14 w15 w16se w16cid w16 w16cex w16sdtdh w16sdtfl w16du wp14">
   <w:abstractNum w:abstractNumId="0" w15:restartNumberingAfterBreak="0">
@@ -5426,7 +5154,7 @@
   <w:abstractNum w:abstractNumId="3" w15:restartNumberingAfterBreak="0">
     <w:nsid w:val="0704594E"/>
     <w:multiLevelType w:val="hybridMultilevel"/>
-    <w:tmpl w:val="3734357C"/>
+    <w:tmpl w:val="8B62BF86"/>
     <w:lvl w:ilvl="0" w:tplc="04090001">
       <w:start w:val="1"/>
       <w:numFmt w:val="bullet"/>
@@ -8410,7 +8138,7 @@
   <w:style w:type="paragraph" w:default="1" w:styleId="Normal">
     <w:name w:val="Normal"/>
     <w:qFormat/>
-    <w:rsid w:val="0025091B"/>
+    <w:rsid w:val="003F1A04"/>
     <w:pPr>
       <w:bidi/>
       <w:spacing w:after="200" w:line="276" w:lineRule="auto"/>
